--- a/Text/log.docx
+++ b/Text/log.docx
@@ -1107,24 +1107,416 @@
           <w:szCs w:val="20"/>
         </w:rPr>
       </w:pPr>
-    </w:p>
-    <w:p>
-      <w:pPr>
-        <w:rPr>
-          <w:rFonts w:ascii="Times New Roman" w:hAnsi="Times New Roman" w:cs="Times New Roman"/>
-          <w:sz w:val="20"/>
-          <w:szCs w:val="20"/>
-        </w:rPr>
-      </w:pPr>
-    </w:p>
-    <w:p>
-      <w:pPr>
-        <w:rPr>
-          <w:rFonts w:ascii="Times New Roman" w:hAnsi="Times New Roman" w:cs="Times New Roman"/>
-          <w:sz w:val="20"/>
-          <w:szCs w:val="20"/>
-        </w:rPr>
-      </w:pPr>
+      <w:r>
+        <w:rPr>
+          <w:rFonts w:ascii="Times New Roman" w:hAnsi="Times New Roman" w:cs="Times New Roman"/>
+          <w:sz w:val="20"/>
+          <w:szCs w:val="20"/>
+        </w:rPr>
+        <w:t>supposedly now the venv detects dependencies and I could run it coupled with godot for some ai created method of 3d reconstruction in real time?</w:t>
+      </w:r>
+    </w:p>
+    <w:p>
+      <w:pPr>
+        <w:rPr>
+          <w:rFonts w:ascii="Times New Roman" w:hAnsi="Times New Roman" w:cs="Times New Roman"/>
+          <w:sz w:val="20"/>
+          <w:szCs w:val="20"/>
+        </w:rPr>
+      </w:pPr>
+      <w:r>
+        <w:rPr>
+          <w:rFonts w:ascii="Times New Roman" w:hAnsi="Times New Roman" w:cs="Times New Roman"/>
+          <w:sz w:val="20"/>
+          <w:szCs w:val="20"/>
+        </w:rPr>
+        <w:lastRenderedPageBreak/>
+        <w:drawing>
+          <wp:inline distT="0" distB="0" distL="0" distR="0" wp14:anchorId="1FB3ACF7" wp14:editId="7C89C634">
+            <wp:extent cx="5943600" cy="3620770"/>
+            <wp:effectExtent l="0" t="0" r="0" b="0"/>
+            <wp:docPr id="788007488" name="Picture 1"/>
+            <wp:cNvGraphicFramePr>
+              <a:graphicFrameLocks xmlns:a="http://schemas.openxmlformats.org/drawingml/2006/main" noChangeAspect="1"/>
+            </wp:cNvGraphicFramePr>
+            <a:graphic xmlns:a="http://schemas.openxmlformats.org/drawingml/2006/main">
+              <a:graphicData uri="http://schemas.openxmlformats.org/drawingml/2006/picture">
+                <pic:pic xmlns:pic="http://schemas.openxmlformats.org/drawingml/2006/picture">
+                  <pic:nvPicPr>
+                    <pic:cNvPr id="788007488" name=""/>
+                    <pic:cNvPicPr/>
+                  </pic:nvPicPr>
+                  <pic:blipFill>
+                    <a:blip r:embed="rId12"/>
+                    <a:stretch>
+                      <a:fillRect/>
+                    </a:stretch>
+                  </pic:blipFill>
+                  <pic:spPr>
+                    <a:xfrm>
+                      <a:off x="0" y="0"/>
+                      <a:ext cx="5943600" cy="3620770"/>
+                    </a:xfrm>
+                    <a:prstGeom prst="rect">
+                      <a:avLst/>
+                    </a:prstGeom>
+                  </pic:spPr>
+                </pic:pic>
+              </a:graphicData>
+            </a:graphic>
+          </wp:inline>
+        </w:drawing>
+      </w:r>
+    </w:p>
+    <w:p>
+      <w:pPr>
+        <w:rPr>
+          <w:rFonts w:ascii="Times New Roman" w:hAnsi="Times New Roman" w:cs="Times New Roman"/>
+          <w:sz w:val="20"/>
+          <w:szCs w:val="20"/>
+        </w:rPr>
+      </w:pPr>
+    </w:p>
+    <w:p>
+      <w:pPr>
+        <w:rPr>
+          <w:rFonts w:ascii="Times New Roman" w:hAnsi="Times New Roman" w:cs="Times New Roman"/>
+          <w:sz w:val="20"/>
+          <w:szCs w:val="20"/>
+        </w:rPr>
+      </w:pPr>
+      <w:r>
+        <w:rPr>
+          <w:rFonts w:ascii="Times New Roman" w:hAnsi="Times New Roman" w:cs="Times New Roman"/>
+          <w:sz w:val="20"/>
+          <w:szCs w:val="20"/>
+        </w:rPr>
+        <w:drawing>
+          <wp:inline distT="0" distB="0" distL="0" distR="0" wp14:anchorId="0F1989A8" wp14:editId="2E3C8512">
+            <wp:extent cx="5943600" cy="3617595"/>
+            <wp:effectExtent l="0" t="0" r="0" b="1905"/>
+            <wp:docPr id="8995492" name="Picture 1"/>
+            <wp:cNvGraphicFramePr>
+              <a:graphicFrameLocks xmlns:a="http://schemas.openxmlformats.org/drawingml/2006/main" noChangeAspect="1"/>
+            </wp:cNvGraphicFramePr>
+            <a:graphic xmlns:a="http://schemas.openxmlformats.org/drawingml/2006/main">
+              <a:graphicData uri="http://schemas.openxmlformats.org/drawingml/2006/picture">
+                <pic:pic xmlns:pic="http://schemas.openxmlformats.org/drawingml/2006/picture">
+                  <pic:nvPicPr>
+                    <pic:cNvPr id="8995492" name=""/>
+                    <pic:cNvPicPr/>
+                  </pic:nvPicPr>
+                  <pic:blipFill>
+                    <a:blip r:embed="rId13"/>
+                    <a:stretch>
+                      <a:fillRect/>
+                    </a:stretch>
+                  </pic:blipFill>
+                  <pic:spPr>
+                    <a:xfrm>
+                      <a:off x="0" y="0"/>
+                      <a:ext cx="5943600" cy="3617595"/>
+                    </a:xfrm>
+                    <a:prstGeom prst="rect">
+                      <a:avLst/>
+                    </a:prstGeom>
+                  </pic:spPr>
+                </pic:pic>
+              </a:graphicData>
+            </a:graphic>
+          </wp:inline>
+        </w:drawing>
+      </w:r>
+    </w:p>
+    <w:p>
+      <w:pPr>
+        <w:rPr>
+          <w:rFonts w:ascii="Times New Roman" w:hAnsi="Times New Roman" w:cs="Times New Roman"/>
+          <w:sz w:val="20"/>
+          <w:szCs w:val="20"/>
+        </w:rPr>
+      </w:pPr>
+      <w:r>
+        <w:rPr>
+          <w:rFonts w:ascii="Times New Roman" w:hAnsi="Times New Roman" w:cs="Times New Roman"/>
+          <w:sz w:val="20"/>
+          <w:szCs w:val="20"/>
+        </w:rPr>
+        <w:t>took screenshots of open3d env</w:t>
+      </w:r>
+      <w:r>
+        <w:rPr>
+          <w:rFonts w:ascii="Times New Roman" w:hAnsi="Times New Roman" w:cs="Times New Roman"/>
+          <w:sz w:val="20"/>
+          <w:szCs w:val="20"/>
+        </w:rPr>
+        <w:t xml:space="preserve"> ^</w:t>
+      </w:r>
+    </w:p>
+    <w:p>
+      <w:pPr>
+        <w:rPr>
+          <w:rFonts w:ascii="Times New Roman" w:hAnsi="Times New Roman" w:cs="Times New Roman"/>
+          <w:sz w:val="20"/>
+          <w:szCs w:val="20"/>
+        </w:rPr>
+      </w:pPr>
+      <w:r>
+        <w:rPr>
+          <w:rFonts w:ascii="Times New Roman" w:hAnsi="Times New Roman" w:cs="Times New Roman"/>
+          <w:sz w:val="20"/>
+          <w:szCs w:val="20"/>
+        </w:rPr>
+        <w:lastRenderedPageBreak/>
+        <w:drawing>
+          <wp:inline distT="0" distB="0" distL="0" distR="0" wp14:anchorId="69A3490C" wp14:editId="4099B05F">
+            <wp:extent cx="5943600" cy="2581910"/>
+            <wp:effectExtent l="0" t="0" r="0" b="8890"/>
+            <wp:docPr id="673680722" name="Picture 1"/>
+            <wp:cNvGraphicFramePr>
+              <a:graphicFrameLocks xmlns:a="http://schemas.openxmlformats.org/drawingml/2006/main" noChangeAspect="1"/>
+            </wp:cNvGraphicFramePr>
+            <a:graphic xmlns:a="http://schemas.openxmlformats.org/drawingml/2006/main">
+              <a:graphicData uri="http://schemas.openxmlformats.org/drawingml/2006/picture">
+                <pic:pic xmlns:pic="http://schemas.openxmlformats.org/drawingml/2006/picture">
+                  <pic:nvPicPr>
+                    <pic:cNvPr id="673680722" name=""/>
+                    <pic:cNvPicPr/>
+                  </pic:nvPicPr>
+                  <pic:blipFill>
+                    <a:blip r:embed="rId14"/>
+                    <a:stretch>
+                      <a:fillRect/>
+                    </a:stretch>
+                  </pic:blipFill>
+                  <pic:spPr>
+                    <a:xfrm>
+                      <a:off x="0" y="0"/>
+                      <a:ext cx="5943600" cy="2581910"/>
+                    </a:xfrm>
+                    <a:prstGeom prst="rect">
+                      <a:avLst/>
+                    </a:prstGeom>
+                  </pic:spPr>
+                </pic:pic>
+              </a:graphicData>
+            </a:graphic>
+          </wp:inline>
+        </w:drawing>
+      </w:r>
+    </w:p>
+    <w:p>
+      <w:pPr>
+        <w:rPr>
+          <w:rFonts w:ascii="Times New Roman" w:hAnsi="Times New Roman" w:cs="Times New Roman"/>
+          <w:sz w:val="20"/>
+          <w:szCs w:val="20"/>
+        </w:rPr>
+      </w:pPr>
+      <w:r>
+        <w:rPr>
+          <w:rFonts w:ascii="Times New Roman" w:hAnsi="Times New Roman" w:cs="Times New Roman"/>
+          <w:sz w:val="20"/>
+          <w:szCs w:val="20"/>
+        </w:rPr>
+        <w:t>added more points in real time, now they’re added to the display</w:t>
+      </w:r>
+      <w:r>
+        <w:rPr>
+          <w:rFonts w:ascii="Times New Roman" w:hAnsi="Times New Roman" w:cs="Times New Roman"/>
+          <w:sz w:val="20"/>
+          <w:szCs w:val="20"/>
+        </w:rPr>
+        <w:t xml:space="preserve"> ^</w:t>
+      </w:r>
+    </w:p>
+    <w:p>
+      <w:pPr>
+        <w:rPr>
+          <w:rFonts w:ascii="Times New Roman" w:hAnsi="Times New Roman" w:cs="Times New Roman"/>
+          <w:sz w:val="20"/>
+          <w:szCs w:val="20"/>
+        </w:rPr>
+      </w:pPr>
+      <w:r>
+        <w:rPr>
+          <w:rFonts w:ascii="Times New Roman" w:hAnsi="Times New Roman" w:cs="Times New Roman"/>
+          <w:sz w:val="20"/>
+          <w:szCs w:val="20"/>
+        </w:rPr>
+        <w:t>how this works: activate the venv, activate the com hub script, play game scene, walk around, press P to send points. there’s packets of 2k points at once being sent to python and displayed in the open3d display</w:t>
+      </w:r>
+    </w:p>
+    <w:p>
+      <w:pPr>
+        <w:rPr>
+          <w:rFonts w:ascii="Times New Roman" w:hAnsi="Times New Roman" w:cs="Times New Roman"/>
+          <w:sz w:val="20"/>
+          <w:szCs w:val="20"/>
+        </w:rPr>
+      </w:pPr>
+    </w:p>
+    <w:p>
+      <w:pPr>
+        <w:rPr>
+          <w:rFonts w:ascii="Times New Roman" w:hAnsi="Times New Roman" w:cs="Times New Roman"/>
+          <w:sz w:val="20"/>
+          <w:szCs w:val="20"/>
+        </w:rPr>
+      </w:pPr>
+      <w:r>
+        <w:rPr>
+          <w:rFonts w:ascii="Times New Roman" w:hAnsi="Times New Roman" w:cs="Times New Roman"/>
+          <w:sz w:val="20"/>
+          <w:szCs w:val="20"/>
+        </w:rPr>
+        <w:t>now:</w:t>
+      </w:r>
+    </w:p>
+    <w:p>
+      <w:pPr>
+        <w:rPr>
+          <w:rFonts w:ascii="Times New Roman" w:hAnsi="Times New Roman" w:cs="Times New Roman"/>
+          <w:sz w:val="20"/>
+          <w:szCs w:val="20"/>
+        </w:rPr>
+      </w:pPr>
+      <w:r>
+        <w:rPr>
+          <w:rFonts w:ascii="Times New Roman" w:hAnsi="Times New Roman" w:cs="Times New Roman"/>
+          <w:sz w:val="20"/>
+          <w:szCs w:val="20"/>
+        </w:rPr>
+        <w:t>I’m limited in getting data due to max amount of points (while it may seem stupidly high, like 100k points displayed at once, the image above is displaying the max already)</w:t>
+      </w:r>
+    </w:p>
+    <w:p>
+      <w:pPr>
+        <w:rPr>
+          <w:rFonts w:ascii="Times New Roman" w:hAnsi="Times New Roman" w:cs="Times New Roman"/>
+          <w:sz w:val="20"/>
+          <w:szCs w:val="20"/>
+        </w:rPr>
+      </w:pPr>
+      <w:r>
+        <w:rPr>
+          <w:rFonts w:ascii="Times New Roman" w:hAnsi="Times New Roman" w:cs="Times New Roman"/>
+          <w:sz w:val="20"/>
+          <w:szCs w:val="20"/>
+        </w:rPr>
+        <w:t>I need to remove the useless points by computing areas and shapes. where there is a simple plane, I only naturally need 4 points. the example scene has some really complex shapes next to an extruded square on a plane. the latter can normally be composed of 12 points and displayed accordingly.</w:t>
+      </w:r>
+    </w:p>
+    <w:p>
+      <w:pPr>
+        <w:rPr>
+          <w:rFonts w:ascii="Times New Roman" w:hAnsi="Times New Roman" w:cs="Times New Roman"/>
+          <w:sz w:val="20"/>
+          <w:szCs w:val="20"/>
+        </w:rPr>
+      </w:pPr>
+      <w:r>
+        <w:rPr>
+          <w:rFonts w:ascii="Times New Roman" w:hAnsi="Times New Roman" w:cs="Times New Roman"/>
+          <w:sz w:val="20"/>
+          <w:szCs w:val="20"/>
+        </w:rPr>
+        <w:t>after this has been done, DO NOT detect more points unless something in the scene changes</w:t>
+      </w:r>
+    </w:p>
+    <w:p>
+      <w:pPr>
+        <w:rPr>
+          <w:rFonts w:ascii="Times New Roman" w:hAnsi="Times New Roman" w:cs="Times New Roman"/>
+          <w:sz w:val="20"/>
+          <w:szCs w:val="20"/>
+        </w:rPr>
+      </w:pPr>
+      <w:r>
+        <w:rPr>
+          <w:rFonts w:ascii="Times New Roman" w:hAnsi="Times New Roman" w:cs="Times New Roman"/>
+          <w:sz w:val="20"/>
+          <w:szCs w:val="20"/>
+        </w:rPr>
+        <w:t>That means there must be detection areas, as in dynamic bounding boxes assigned to areas, segmented by complexity and determined by extreme points</w:t>
+      </w:r>
+      <w:r>
+        <w:rPr>
+          <w:rFonts w:ascii="Times New Roman" w:hAnsi="Times New Roman" w:cs="Times New Roman"/>
+          <w:sz w:val="20"/>
+          <w:szCs w:val="20"/>
+        </w:rPr>
+        <w:t>. the bounds may be determined at edges where there is a big difference in numbers of points per determined area^3</w:t>
+      </w:r>
+    </w:p>
+    <w:p>
+      <w:pPr>
+        <w:rPr>
+          <w:rFonts w:ascii="Times New Roman" w:hAnsi="Times New Roman" w:cs="Times New Roman"/>
+          <w:sz w:val="20"/>
+          <w:szCs w:val="20"/>
+        </w:rPr>
+      </w:pPr>
+      <w:r>
+        <w:rPr>
+          <w:rFonts w:ascii="Times New Roman" w:hAnsi="Times New Roman" w:cs="Times New Roman"/>
+          <w:sz w:val="20"/>
+          <w:szCs w:val="20"/>
+        </w:rPr>
+        <w:lastRenderedPageBreak/>
+        <w:drawing>
+          <wp:inline distT="0" distB="0" distL="0" distR="0" wp14:anchorId="5E8E4D39" wp14:editId="562ED59F">
+            <wp:extent cx="5943600" cy="3614420"/>
+            <wp:effectExtent l="0" t="0" r="0" b="5080"/>
+            <wp:docPr id="2029456172" name="Picture 1"/>
+            <wp:cNvGraphicFramePr>
+              <a:graphicFrameLocks xmlns:a="http://schemas.openxmlformats.org/drawingml/2006/main" noChangeAspect="1"/>
+            </wp:cNvGraphicFramePr>
+            <a:graphic xmlns:a="http://schemas.openxmlformats.org/drawingml/2006/main">
+              <a:graphicData uri="http://schemas.openxmlformats.org/drawingml/2006/picture">
+                <pic:pic xmlns:pic="http://schemas.openxmlformats.org/drawingml/2006/picture">
+                  <pic:nvPicPr>
+                    <pic:cNvPr id="2029456172" name=""/>
+                    <pic:cNvPicPr/>
+                  </pic:nvPicPr>
+                  <pic:blipFill>
+                    <a:blip r:embed="rId15"/>
+                    <a:stretch>
+                      <a:fillRect/>
+                    </a:stretch>
+                  </pic:blipFill>
+                  <pic:spPr>
+                    <a:xfrm>
+                      <a:off x="0" y="0"/>
+                      <a:ext cx="5943600" cy="3614420"/>
+                    </a:xfrm>
+                    <a:prstGeom prst="rect">
+                      <a:avLst/>
+                    </a:prstGeom>
+                  </pic:spPr>
+                </pic:pic>
+              </a:graphicData>
+            </a:graphic>
+          </wp:inline>
+        </w:drawing>
+      </w:r>
+    </w:p>
+    <w:p>
+      <w:pPr>
+        <w:rPr>
+          <w:rFonts w:ascii="Times New Roman" w:hAnsi="Times New Roman" w:cs="Times New Roman"/>
+          <w:sz w:val="20"/>
+          <w:szCs w:val="20"/>
+        </w:rPr>
+      </w:pPr>
+      <w:r>
+        <w:rPr>
+          <w:rFonts w:ascii="Times New Roman" w:hAnsi="Times New Roman" w:cs="Times New Roman"/>
+          <w:sz w:val="20"/>
+          <w:szCs w:val="20"/>
+        </w:rPr>
+        <w:t>edit - it can indeed display more points on open3d as it is not dynamic, just have to press r and then let the engine show more points</w:t>
+      </w:r>
     </w:p>
     <w:sectPr>
       <w:pgSz w:w="12240" w:h="15840"/>

--- a/Text/log.docx
+++ b/Text/log.docx
@@ -1517,6 +1517,83 @@
         </w:rPr>
         <w:t>edit - it can indeed display more points on open3d as it is not dynamic, just have to press r and then let the engine show more points</w:t>
       </w:r>
+    </w:p>
+    <w:p>
+      <w:pPr>
+        <w:rPr>
+          <w:rFonts w:ascii="Times New Roman" w:hAnsi="Times New Roman" w:cs="Times New Roman"/>
+          <w:sz w:val="20"/>
+          <w:szCs w:val="20"/>
+        </w:rPr>
+      </w:pPr>
+      <w:r>
+        <w:rPr>
+          <w:rFonts w:ascii="Times New Roman" w:hAnsi="Times New Roman" w:cs="Times New Roman"/>
+          <w:sz w:val="20"/>
+          <w:szCs w:val="20"/>
+        </w:rPr>
+        <w:t>RANSAC algorithm sorting points to green and brown as untraversible and ground floor</w:t>
+      </w:r>
+    </w:p>
+    <w:p>
+      <w:pPr>
+        <w:rPr>
+          <w:rFonts w:ascii="Times New Roman" w:hAnsi="Times New Roman" w:cs="Times New Roman"/>
+          <w:sz w:val="20"/>
+          <w:szCs w:val="20"/>
+        </w:rPr>
+      </w:pPr>
+      <w:r>
+        <w:rPr>
+          <w:rFonts w:ascii="Times New Roman" w:hAnsi="Times New Roman" w:cs="Times New Roman"/>
+          <w:sz w:val="20"/>
+          <w:szCs w:val="20"/>
+        </w:rPr>
+        <w:drawing>
+          <wp:inline distT="0" distB="0" distL="0" distR="0" wp14:anchorId="2CEAC30E" wp14:editId="1F19D547">
+            <wp:extent cx="5943600" cy="3608070"/>
+            <wp:effectExtent l="0" t="0" r="0" b="0"/>
+            <wp:docPr id="1466319146" name="Picture 1"/>
+            <wp:cNvGraphicFramePr>
+              <a:graphicFrameLocks xmlns:a="http://schemas.openxmlformats.org/drawingml/2006/main" noChangeAspect="1"/>
+            </wp:cNvGraphicFramePr>
+            <a:graphic xmlns:a="http://schemas.openxmlformats.org/drawingml/2006/main">
+              <a:graphicData uri="http://schemas.openxmlformats.org/drawingml/2006/picture">
+                <pic:pic xmlns:pic="http://schemas.openxmlformats.org/drawingml/2006/picture">
+                  <pic:nvPicPr>
+                    <pic:cNvPr id="1466319146" name=""/>
+                    <pic:cNvPicPr/>
+                  </pic:nvPicPr>
+                  <pic:blipFill>
+                    <a:blip r:embed="rId16"/>
+                    <a:stretch>
+                      <a:fillRect/>
+                    </a:stretch>
+                  </pic:blipFill>
+                  <pic:spPr>
+                    <a:xfrm>
+                      <a:off x="0" y="0"/>
+                      <a:ext cx="5943600" cy="3608070"/>
+                    </a:xfrm>
+                    <a:prstGeom prst="rect">
+                      <a:avLst/>
+                    </a:prstGeom>
+                  </pic:spPr>
+                </pic:pic>
+              </a:graphicData>
+            </a:graphic>
+          </wp:inline>
+        </w:drawing>
+      </w:r>
+    </w:p>
+    <w:p>
+      <w:pPr>
+        <w:rPr>
+          <w:rFonts w:ascii="Times New Roman" w:hAnsi="Times New Roman" w:cs="Times New Roman"/>
+          <w:sz w:val="20"/>
+          <w:szCs w:val="20"/>
+        </w:rPr>
+      </w:pPr>
     </w:p>
     <w:sectPr>
       <w:pgSz w:w="12240" w:h="15840"/>

--- a/Text/log.docx
+++ b/Text/log.docx
@@ -1127,6 +1127,7 @@
       <w:r>
         <w:rPr>
           <w:rFonts w:ascii="Times New Roman" w:hAnsi="Times New Roman" w:cs="Times New Roman"/>
+          <w:noProof/>
           <w:sz w:val="20"/>
           <w:szCs w:val="20"/>
         </w:rPr>
@@ -1188,6 +1189,7 @@
       <w:r>
         <w:rPr>
           <w:rFonts w:ascii="Times New Roman" w:hAnsi="Times New Roman" w:cs="Times New Roman"/>
+          <w:noProof/>
           <w:sz w:val="20"/>
           <w:szCs w:val="20"/>
         </w:rPr>
@@ -1264,6 +1266,7 @@
       <w:r>
         <w:rPr>
           <w:rFonts w:ascii="Times New Roman" w:hAnsi="Times New Roman" w:cs="Times New Roman"/>
+          <w:noProof/>
           <w:sz w:val="20"/>
           <w:szCs w:val="20"/>
         </w:rPr>
@@ -1460,6 +1463,7 @@
       <w:r>
         <w:rPr>
           <w:rFonts w:ascii="Times New Roman" w:hAnsi="Times New Roman" w:cs="Times New Roman"/>
+          <w:noProof/>
           <w:sz w:val="20"/>
           <w:szCs w:val="20"/>
         </w:rPr>
@@ -1546,6 +1550,7 @@
       <w:r>
         <w:rPr>
           <w:rFonts w:ascii="Times New Roman" w:hAnsi="Times New Roman" w:cs="Times New Roman"/>
+          <w:noProof/>
           <w:sz w:val="20"/>
           <w:szCs w:val="20"/>
         </w:rPr>
@@ -1574,6 +1579,159 @@
                     <a:xfrm>
                       <a:off x="0" y="0"/>
                       <a:ext cx="5943600" cy="3608070"/>
+                    </a:xfrm>
+                    <a:prstGeom prst="rect">
+                      <a:avLst/>
+                    </a:prstGeom>
+                  </pic:spPr>
+                </pic:pic>
+              </a:graphicData>
+            </a:graphic>
+          </wp:inline>
+        </w:drawing>
+      </w:r>
+    </w:p>
+    <w:p>
+      <w:pPr>
+        <w:rPr>
+          <w:rFonts w:ascii="Times New Roman" w:hAnsi="Times New Roman" w:cs="Times New Roman"/>
+          <w:sz w:val="20"/>
+          <w:szCs w:val="20"/>
+        </w:rPr>
+      </w:pPr>
+      <w:r>
+        <w:rPr>
+          <w:rFonts w:ascii="Times New Roman" w:hAnsi="Times New Roman" w:cs="Times New Roman"/>
+          <w:sz w:val="20"/>
+          <w:szCs w:val="20"/>
+        </w:rPr>
+        <w:lastRenderedPageBreak/>
+        <w:t>stitching algorithm added, uses an alignment matrix to calculate how much it matches and stitches the points to the memory coordinates correctly</w:t>
+      </w:r>
+    </w:p>
+    <w:p>
+      <w:pPr>
+        <w:rPr>
+          <w:rFonts w:ascii="Times New Roman" w:hAnsi="Times New Roman" w:cs="Times New Roman"/>
+          <w:sz w:val="20"/>
+          <w:szCs w:val="20"/>
+        </w:rPr>
+      </w:pPr>
+      <w:r>
+        <w:rPr>
+          <w:rFonts w:ascii="Times New Roman" w:hAnsi="Times New Roman" w:cs="Times New Roman"/>
+          <w:sz w:val="20"/>
+          <w:szCs w:val="20"/>
+        </w:rPr>
+        <w:drawing>
+          <wp:inline distT="0" distB="0" distL="0" distR="0" wp14:anchorId="1C4D1A41" wp14:editId="54084F35">
+            <wp:extent cx="5943600" cy="3611245"/>
+            <wp:effectExtent l="0" t="0" r="0" b="8255"/>
+            <wp:docPr id="1259340337" name="Picture 1"/>
+            <wp:cNvGraphicFramePr>
+              <a:graphicFrameLocks xmlns:a="http://schemas.openxmlformats.org/drawingml/2006/main" noChangeAspect="1"/>
+            </wp:cNvGraphicFramePr>
+            <a:graphic xmlns:a="http://schemas.openxmlformats.org/drawingml/2006/main">
+              <a:graphicData uri="http://schemas.openxmlformats.org/drawingml/2006/picture">
+                <pic:pic xmlns:pic="http://schemas.openxmlformats.org/drawingml/2006/picture">
+                  <pic:nvPicPr>
+                    <pic:cNvPr id="1259340337" name=""/>
+                    <pic:cNvPicPr/>
+                  </pic:nvPicPr>
+                  <pic:blipFill>
+                    <a:blip r:embed="rId17"/>
+                    <a:stretch>
+                      <a:fillRect/>
+                    </a:stretch>
+                  </pic:blipFill>
+                  <pic:spPr>
+                    <a:xfrm>
+                      <a:off x="0" y="0"/>
+                      <a:ext cx="5943600" cy="3611245"/>
+                    </a:xfrm>
+                    <a:prstGeom prst="rect">
+                      <a:avLst/>
+                    </a:prstGeom>
+                  </pic:spPr>
+                </pic:pic>
+              </a:graphicData>
+            </a:graphic>
+          </wp:inline>
+        </w:drawing>
+      </w:r>
+    </w:p>
+    <w:p>
+      <w:pPr>
+        <w:rPr>
+          <w:rFonts w:ascii="Times New Roman" w:hAnsi="Times New Roman" w:cs="Times New Roman"/>
+          <w:sz w:val="20"/>
+          <w:szCs w:val="20"/>
+        </w:rPr>
+      </w:pPr>
+      <w:r>
+        <w:rPr>
+          <w:rFonts w:ascii="Times New Roman" w:hAnsi="Times New Roman" w:cs="Times New Roman"/>
+          <w:sz w:val="20"/>
+          <w:szCs w:val="20"/>
+        </w:rPr>
+        <w:t>creating voxel map</w:t>
+      </w:r>
+      <w:r>
+        <w:rPr>
+          <w:rFonts w:ascii="Times New Roman" w:hAnsi="Times New Roman" w:cs="Times New Roman"/>
+          <w:sz w:val="20"/>
+          <w:szCs w:val="20"/>
+        </w:rPr>
+        <w:t xml:space="preserve"> - right now only a visualizer</w:t>
+      </w:r>
+      <w:r>
+        <w:rPr>
+          <w:rFonts w:ascii="Times New Roman" w:hAnsi="Times New Roman" w:cs="Times New Roman"/>
+          <w:sz w:val="20"/>
+          <w:szCs w:val="20"/>
+        </w:rPr>
+        <w:t xml:space="preserve"> - is for now flawed, need to install C++ stuff</w:t>
+      </w:r>
+    </w:p>
+    <w:p>
+      <w:pPr>
+        <w:rPr>
+          <w:rFonts w:ascii="Times New Roman" w:hAnsi="Times New Roman" w:cs="Times New Roman"/>
+          <w:sz w:val="20"/>
+          <w:szCs w:val="20"/>
+        </w:rPr>
+      </w:pPr>
+      <w:r>
+        <w:rPr>
+          <w:rFonts w:ascii="Times New Roman" w:hAnsi="Times New Roman" w:cs="Times New Roman"/>
+          <w:sz w:val="20"/>
+          <w:szCs w:val="20"/>
+        </w:rPr>
+        <w:drawing>
+          <wp:inline distT="0" distB="0" distL="0" distR="0" wp14:anchorId="743BC037" wp14:editId="47A05003">
+            <wp:extent cx="5943600" cy="3614420"/>
+            <wp:effectExtent l="0" t="0" r="0" b="5080"/>
+            <wp:docPr id="572644399" name="Picture 1"/>
+            <wp:cNvGraphicFramePr>
+              <a:graphicFrameLocks xmlns:a="http://schemas.openxmlformats.org/drawingml/2006/main" noChangeAspect="1"/>
+            </wp:cNvGraphicFramePr>
+            <a:graphic xmlns:a="http://schemas.openxmlformats.org/drawingml/2006/main">
+              <a:graphicData uri="http://schemas.openxmlformats.org/drawingml/2006/picture">
+                <pic:pic xmlns:pic="http://schemas.openxmlformats.org/drawingml/2006/picture">
+                  <pic:nvPicPr>
+                    <pic:cNvPr id="572644399" name=""/>
+                    <pic:cNvPicPr/>
+                  </pic:nvPicPr>
+                  <pic:blipFill>
+                    <a:blip r:embed="rId18"/>
+                    <a:stretch>
+                      <a:fillRect/>
+                    </a:stretch>
+                  </pic:blipFill>
+                  <pic:spPr>
+                    <a:xfrm>
+                      <a:off x="0" y="0"/>
+                      <a:ext cx="5943600" cy="3614420"/>
                     </a:xfrm>
                     <a:prstGeom prst="rect">
                       <a:avLst/>
@@ -2305,6 +2463,7 @@
   <w:style w:type="character" w:default="1" w:styleId="DefaultParagraphFont">
     <w:name w:val="Default Paragraph Font"/>
     <w:uiPriority w:val="1"/>
+    <w:semiHidden/>
     <w:unhideWhenUsed/>
   </w:style>
   <w:style w:type="table" w:default="1" w:styleId="TableNormal">

--- a/Text/log.docx
+++ b/Text/log.docx
@@ -1732,6 +1732,75 @@
                     <a:xfrm>
                       <a:off x="0" y="0"/>
                       <a:ext cx="5943600" cy="3614420"/>
+                    </a:xfrm>
+                    <a:prstGeom prst="rect">
+                      <a:avLst/>
+                    </a:prstGeom>
+                  </pic:spPr>
+                </pic:pic>
+              </a:graphicData>
+            </a:graphic>
+          </wp:inline>
+        </w:drawing>
+      </w:r>
+    </w:p>
+    <w:p>
+      <w:pPr>
+        <w:rPr>
+          <w:rFonts w:ascii="Times New Roman" w:hAnsi="Times New Roman" w:cs="Times New Roman"/>
+          <w:sz w:val="20"/>
+          <w:szCs w:val="20"/>
+        </w:rPr>
+      </w:pPr>
+      <w:r>
+        <w:rPr>
+          <w:rFonts w:ascii="Times New Roman" w:hAnsi="Times New Roman" w:cs="Times New Roman"/>
+          <w:sz w:val="20"/>
+          <w:szCs w:val="20"/>
+        </w:rPr>
+        <w:lastRenderedPageBreak/>
+        <w:t xml:space="preserve">whatever the fuck is different. C++ library or whatever octree-python </w:t>
+      </w:r>
+    </w:p>
+    <w:p>
+      <w:pPr>
+        <w:rPr>
+          <w:rFonts w:ascii="Times New Roman" w:hAnsi="Times New Roman" w:cs="Times New Roman"/>
+          <w:sz w:val="20"/>
+          <w:szCs w:val="20"/>
+        </w:rPr>
+      </w:pPr>
+      <w:r>
+        <w:rPr>
+          <w:rFonts w:ascii="Times New Roman" w:hAnsi="Times New Roman" w:cs="Times New Roman"/>
+          <w:sz w:val="20"/>
+          <w:szCs w:val="20"/>
+        </w:rPr>
+        <w:drawing>
+          <wp:inline distT="0" distB="0" distL="0" distR="0" wp14:anchorId="13105D62" wp14:editId="7C6FF348">
+            <wp:extent cx="5943600" cy="3626485"/>
+            <wp:effectExtent l="0" t="0" r="0" b="0"/>
+            <wp:docPr id="77183415" name="Picture 1"/>
+            <wp:cNvGraphicFramePr>
+              <a:graphicFrameLocks xmlns:a="http://schemas.openxmlformats.org/drawingml/2006/main" noChangeAspect="1"/>
+            </wp:cNvGraphicFramePr>
+            <a:graphic xmlns:a="http://schemas.openxmlformats.org/drawingml/2006/main">
+              <a:graphicData uri="http://schemas.openxmlformats.org/drawingml/2006/picture">
+                <pic:pic xmlns:pic="http://schemas.openxmlformats.org/drawingml/2006/picture">
+                  <pic:nvPicPr>
+                    <pic:cNvPr id="77183415" name=""/>
+                    <pic:cNvPicPr/>
+                  </pic:nvPicPr>
+                  <pic:blipFill>
+                    <a:blip r:embed="rId19"/>
+                    <a:stretch>
+                      <a:fillRect/>
+                    </a:stretch>
+                  </pic:blipFill>
+                  <pic:spPr>
+                    <a:xfrm>
+                      <a:off x="0" y="0"/>
+                      <a:ext cx="5943600" cy="3626485"/>
                     </a:xfrm>
                     <a:prstGeom prst="rect">
                       <a:avLst/>

--- a/Text/log.docx
+++ b/Text/log.docx
@@ -1801,6 +1801,168 @@
                     <a:xfrm>
                       <a:off x="0" y="0"/>
                       <a:ext cx="5943600" cy="3626485"/>
+                    </a:xfrm>
+                    <a:prstGeom prst="rect">
+                      <a:avLst/>
+                    </a:prstGeom>
+                  </pic:spPr>
+                </pic:pic>
+              </a:graphicData>
+            </a:graphic>
+          </wp:inline>
+        </w:drawing>
+      </w:r>
+    </w:p>
+    <w:p>
+      <w:pPr>
+        <w:rPr>
+          <w:rFonts w:ascii="Times New Roman" w:hAnsi="Times New Roman" w:cs="Times New Roman"/>
+          <w:sz w:val="20"/>
+          <w:szCs w:val="20"/>
+        </w:rPr>
+      </w:pPr>
+      <w:r>
+        <w:rPr>
+          <w:rFonts w:ascii="Times New Roman" w:hAnsi="Times New Roman" w:cs="Times New Roman"/>
+          <w:sz w:val="20"/>
+          <w:szCs w:val="20"/>
+        </w:rPr>
+        <w:t>DBSCAN</w:t>
+      </w:r>
+      <w:r>
+        <w:rPr>
+          <w:rFonts w:ascii="Times New Roman" w:hAnsi="Times New Roman" w:cs="Times New Roman"/>
+          <w:sz w:val="20"/>
+          <w:szCs w:val="20"/>
+        </w:rPr>
+        <w:t xml:space="preserve"> algorithm attempt</w:t>
+      </w:r>
+    </w:p>
+    <w:p>
+      <w:pPr>
+        <w:rPr>
+          <w:rFonts w:ascii="Times New Roman" w:hAnsi="Times New Roman" w:cs="Times New Roman"/>
+          <w:sz w:val="20"/>
+          <w:szCs w:val="20"/>
+        </w:rPr>
+      </w:pPr>
+      <w:r>
+        <w:rPr>
+          <w:rFonts w:ascii="Times New Roman" w:hAnsi="Times New Roman" w:cs="Times New Roman"/>
+          <w:sz w:val="20"/>
+          <w:szCs w:val="20"/>
+        </w:rPr>
+        <w:drawing>
+          <wp:inline distT="0" distB="0" distL="0" distR="0" wp14:anchorId="023BC252" wp14:editId="49163ABD">
+            <wp:extent cx="5943600" cy="2283460"/>
+            <wp:effectExtent l="0" t="0" r="0" b="2540"/>
+            <wp:docPr id="433199255" name="Picture 1"/>
+            <wp:cNvGraphicFramePr>
+              <a:graphicFrameLocks xmlns:a="http://schemas.openxmlformats.org/drawingml/2006/main" noChangeAspect="1"/>
+            </wp:cNvGraphicFramePr>
+            <a:graphic xmlns:a="http://schemas.openxmlformats.org/drawingml/2006/main">
+              <a:graphicData uri="http://schemas.openxmlformats.org/drawingml/2006/picture">
+                <pic:pic xmlns:pic="http://schemas.openxmlformats.org/drawingml/2006/picture">
+                  <pic:nvPicPr>
+                    <pic:cNvPr id="433199255" name=""/>
+                    <pic:cNvPicPr/>
+                  </pic:nvPicPr>
+                  <pic:blipFill>
+                    <a:blip r:embed="rId20"/>
+                    <a:stretch>
+                      <a:fillRect/>
+                    </a:stretch>
+                  </pic:blipFill>
+                  <pic:spPr>
+                    <a:xfrm>
+                      <a:off x="0" y="0"/>
+                      <a:ext cx="5943600" cy="2283460"/>
+                    </a:xfrm>
+                    <a:prstGeom prst="rect">
+                      <a:avLst/>
+                    </a:prstGeom>
+                  </pic:spPr>
+                </pic:pic>
+              </a:graphicData>
+            </a:graphic>
+          </wp:inline>
+        </w:drawing>
+      </w:r>
+    </w:p>
+    <w:p>
+      <w:pPr>
+        <w:rPr>
+          <w:rFonts w:ascii="Times New Roman" w:hAnsi="Times New Roman" w:cs="Times New Roman"/>
+          <w:sz w:val="20"/>
+          <w:szCs w:val="20"/>
+        </w:rPr>
+      </w:pPr>
+      <w:r>
+        <w:rPr>
+          <w:rFonts w:ascii="Times New Roman" w:hAnsi="Times New Roman" w:cs="Times New Roman"/>
+          <w:sz w:val="20"/>
+          <w:szCs w:val="20"/>
+        </w:rPr>
+        <w:t>failed, shit</w:t>
+      </w:r>
+    </w:p>
+    <w:p>
+      <w:pPr>
+        <w:rPr>
+          <w:rFonts w:ascii="Times New Roman" w:hAnsi="Times New Roman" w:cs="Times New Roman"/>
+          <w:sz w:val="20"/>
+          <w:szCs w:val="20"/>
+        </w:rPr>
+      </w:pPr>
+      <w:r>
+        <w:rPr>
+          <w:rFonts w:ascii="Times New Roman" w:hAnsi="Times New Roman" w:cs="Times New Roman"/>
+          <w:sz w:val="20"/>
+          <w:szCs w:val="20"/>
+        </w:rPr>
+        <w:t>YES WAY BETTER</w:t>
+      </w:r>
+    </w:p>
+    <w:p>
+      <w:pPr>
+        <w:rPr>
+          <w:rFonts w:ascii="Times New Roman" w:hAnsi="Times New Roman" w:cs="Times New Roman"/>
+          <w:sz w:val="20"/>
+          <w:szCs w:val="20"/>
+        </w:rPr>
+      </w:pPr>
+      <w:r>
+        <w:rPr>
+          <w:rFonts w:ascii="Times New Roman" w:hAnsi="Times New Roman" w:cs="Times New Roman"/>
+          <w:sz w:val="20"/>
+          <w:szCs w:val="20"/>
+        </w:rPr>
+        <w:lastRenderedPageBreak/>
+        <w:drawing>
+          <wp:inline distT="0" distB="0" distL="0" distR="0" wp14:anchorId="708C3654" wp14:editId="40358A98">
+            <wp:extent cx="5943600" cy="3614420"/>
+            <wp:effectExtent l="0" t="0" r="0" b="5080"/>
+            <wp:docPr id="177516524" name="Picture 1"/>
+            <wp:cNvGraphicFramePr>
+              <a:graphicFrameLocks xmlns:a="http://schemas.openxmlformats.org/drawingml/2006/main" noChangeAspect="1"/>
+            </wp:cNvGraphicFramePr>
+            <a:graphic xmlns:a="http://schemas.openxmlformats.org/drawingml/2006/main">
+              <a:graphicData uri="http://schemas.openxmlformats.org/drawingml/2006/picture">
+                <pic:pic xmlns:pic="http://schemas.openxmlformats.org/drawingml/2006/picture">
+                  <pic:nvPicPr>
+                    <pic:cNvPr id="177516524" name=""/>
+                    <pic:cNvPicPr/>
+                  </pic:nvPicPr>
+                  <pic:blipFill>
+                    <a:blip r:embed="rId21"/>
+                    <a:stretch>
+                      <a:fillRect/>
+                    </a:stretch>
+                  </pic:blipFill>
+                  <pic:spPr>
+                    <a:xfrm>
+                      <a:off x="0" y="0"/>
+                      <a:ext cx="5943600" cy="3614420"/>
                     </a:xfrm>
                     <a:prstGeom prst="rect">
                       <a:avLst/>
@@ -2532,7 +2694,6 @@
   <w:style w:type="character" w:default="1" w:styleId="DefaultParagraphFont">
     <w:name w:val="Default Paragraph Font"/>
     <w:uiPriority w:val="1"/>
-    <w:semiHidden/>
     <w:unhideWhenUsed/>
   </w:style>
   <w:style w:type="table" w:default="1" w:styleId="TableNormal">

--- a/Text/log.docx
+++ b/Text/log.docx
@@ -1,6 +1,6 @@
 
 <file path=word/document.xml><?xml version="1.0" encoding="utf-8"?>
-<w:document xmlns:wpc="http://schemas.microsoft.com/office/word/2010/wordprocessingCanvas" xmlns:cx="http://schemas.microsoft.com/office/drawing/2014/chartex" xmlns:cx1="http://schemas.microsoft.com/office/drawing/2015/9/8/chartex" xmlns:cx2="http://schemas.microsoft.com/office/drawing/2015/10/21/chartex" xmlns:cx3="http://schemas.microsoft.com/office/drawing/2016/5/9/chartex" xmlns:cx4="http://schemas.microsoft.com/office/drawing/2016/5/10/chartex" xmlns:cx5="http://schemas.microsoft.com/office/drawing/2016/5/11/chartex" xmlns:cx6="http://schemas.microsoft.com/office/drawing/2016/5/12/chartex" xmlns:cx7="http://schemas.microsoft.com/office/drawing/2016/5/13/chartex" xmlns:cx8="http://schemas.microsoft.com/office/drawing/2016/5/14/chartex" xmlns:mc="http://schemas.openxmlformats.org/markup-compatibility/2006" xmlns:aink="http://schemas.microsoft.com/office/drawing/2016/ink" xmlns:am3d="http://schemas.microsoft.com/office/drawing/2017/model3d" xmlns:o="urn:schemas-microsoft-com:office:office" xmlns:oel="http://schemas.microsoft.com/office/2019/extlst" xmlns:r="http://schemas.openxmlformats.org/officeDocument/2006/relationships" xmlns:m="http://schemas.openxmlformats.org/officeDocument/2006/math" xmlns:v="urn:schemas-microsoft-com:vml" xmlns:wp14="http://schemas.microsoft.com/office/word/2010/wordprocessingDrawing" xmlns:wp="http://schemas.openxmlformats.org/drawingml/2006/wordprocessingDrawing" xmlns:w10="urn:schemas-microsoft-com:office:word" xmlns:w="http://schemas.openxmlformats.org/wordprocessingml/2006/main" xmlns:w14="http://schemas.microsoft.com/office/word/2010/wordml" xmlns:w15="http://schemas.microsoft.com/office/word/2012/wordml" xmlns:w16cei="http://schemas.microsoft.com/office/word/2026/wordml/cei" xmlns:w16cex="http://schemas.microsoft.com/office/word/2018/wordml/cex" xmlns:w16cid="http://schemas.microsoft.com/office/word/2016/wordml/cid" xmlns:w16="http://schemas.microsoft.com/office/word/2018/wordml" xmlns:w16du="http://schemas.microsoft.com/office/word/2023/wordml/word16du" xmlns:w16sdtdh="http://schemas.microsoft.com/office/word/2020/wordml/sdtdatahash" xmlns:w16sdtfl="http://schemas.microsoft.com/office/word/2024/wordml/sdtformatlock" xmlns:w16se="http://schemas.microsoft.com/office/word/2015/wordml/symex" xmlns:wpg="http://schemas.microsoft.com/office/word/2010/wordprocessingGroup" xmlns:wpi="http://schemas.microsoft.com/office/word/2010/wordprocessingInk" xmlns:wne="http://schemas.microsoft.com/office/word/2006/wordml" xmlns:wps="http://schemas.microsoft.com/office/word/2010/wordprocessingShape" mc:Ignorable="w14 w15 w16se w16cid w16 w16cex w16sdtdh w16sdtfl w16du wp14">
+<w:document xmlns:wpc="http://schemas.microsoft.com/office/word/2010/wordprocessingCanvas" xmlns:cx="http://schemas.microsoft.com/office/drawing/2014/chartex" xmlns:cx1="http://schemas.microsoft.com/office/drawing/2015/9/8/chartex" xmlns:cx2="http://schemas.microsoft.com/office/drawing/2015/10/21/chartex" xmlns:cx3="http://schemas.microsoft.com/office/drawing/2016/5/9/chartex" xmlns:cx4="http://schemas.microsoft.com/office/drawing/2016/5/10/chartex" xmlns:cx5="http://schemas.microsoft.com/office/drawing/2016/5/11/chartex" xmlns:cx6="http://schemas.microsoft.com/office/drawing/2016/5/12/chartex" xmlns:cx7="http://schemas.microsoft.com/office/drawing/2016/5/13/chartex" xmlns:cx8="http://schemas.microsoft.com/office/drawing/2016/5/14/chartex" xmlns:mc="http://schemas.openxmlformats.org/markup-compatibility/2006" xmlns:aink="http://schemas.microsoft.com/office/drawing/2016/ink" xmlns:am3d="http://schemas.microsoft.com/office/drawing/2017/model3d" xmlns:o="urn:schemas-microsoft-com:office:office" xmlns:oel="http://schemas.microsoft.com/office/2019/extlst" xmlns:r="http://schemas.openxmlformats.org/officeDocument/2006/relationships" xmlns:m="http://schemas.openxmlformats.org/officeDocument/2006/math" xmlns:v="urn:schemas-microsoft-com:vml" xmlns:wp14="http://schemas.microsoft.com/office/word/2010/wordprocessingDrawing" xmlns:wp="http://schemas.openxmlformats.org/drawingml/2006/wordprocessingDrawing" xmlns:w10="urn:schemas-microsoft-com:office:word" xmlns:w="http://schemas.openxmlformats.org/wordprocessingml/2006/main" xmlns:w14="http://schemas.microsoft.com/office/word/2010/wordml" xmlns:w15="http://schemas.microsoft.com/office/word/2012/wordml" xmlns:w16cex="http://schemas.microsoft.com/office/word/2018/wordml/cex" xmlns:w16cid="http://schemas.microsoft.com/office/word/2016/wordml/cid" xmlns:w16="http://schemas.microsoft.com/office/word/2018/wordml" xmlns:w16du="http://schemas.microsoft.com/office/word/2023/wordml/word16du" xmlns:w16sdtdh="http://schemas.microsoft.com/office/word/2020/wordml/sdtdatahash" xmlns:w16sdtfl="http://schemas.microsoft.com/office/word/2024/wordml/sdtformatlock" xmlns:w16se="http://schemas.microsoft.com/office/word/2015/wordml/symex" xmlns:wpg="http://schemas.microsoft.com/office/word/2010/wordprocessingGroup" xmlns:wpi="http://schemas.microsoft.com/office/word/2010/wordprocessingInk" xmlns:wne="http://schemas.microsoft.com/office/word/2006/wordml" xmlns:wps="http://schemas.microsoft.com/office/word/2010/wordprocessingShape" mc:Ignorable="w14 w15 w16se w16cid w16 w16cex w16sdtdh w16sdtfl w16du wp14">
   <w:body>
     <w:p>
       <w:pPr>
@@ -87,7 +87,7 @@
         </w:rPr>
         <w:t xml:space="preserve">finnish forest downloaded from </w:t>
       </w:r>
-      <w:hyperlink r:id="rId5" w:history="1">
+      <w:hyperlink r:id="rId7" w:history="1">
         <w:r>
           <w:rPr>
             <w:rStyle w:val="Hyperlink"/>
@@ -126,7 +126,7 @@
         </w:rPr>
         <w:t xml:space="preserve">downloaded another point cloud </w:t>
       </w:r>
-      <w:hyperlink r:id="rId6" w:history="1">
+      <w:hyperlink r:id="rId8" w:history="1">
         <w:r>
           <w:rPr>
             <w:rStyle w:val="Hyperlink"/>
@@ -538,7 +538,7 @@
           <w:szCs w:val="20"/>
         </w:rPr>
       </w:pPr>
-      <w:hyperlink r:id="rId7" w:history="1">
+      <w:hyperlink r:id="rId9" w:history="1">
         <w:r>
           <w:rPr>
             <w:rStyle w:val="Hyperlink"/>
@@ -559,7 +559,7 @@
           <w:lang w:val="pl-PL"/>
         </w:rPr>
       </w:pPr>
-      <w:hyperlink r:id="rId8" w:history="1">
+      <w:hyperlink r:id="rId10" w:history="1">
         <w:r>
           <w:rPr>
             <w:rStyle w:val="Hyperlink"/>
@@ -732,7 +732,7 @@
           <w:szCs w:val="20"/>
         </w:rPr>
       </w:pPr>
-      <w:hyperlink r:id="rId9" w:history="1">
+      <w:hyperlink r:id="rId11" w:history="1">
         <w:r>
           <w:rPr>
             <w:rStyle w:val="Hyperlink"/>
@@ -800,7 +800,7 @@
         </w:rPr>
         <w:t xml:space="preserve"> </w:t>
       </w:r>
-      <w:hyperlink r:id="rId10" w:history="1">
+      <w:hyperlink r:id="rId12" w:history="1">
         <w:r>
           <w:rPr>
             <w:rStyle w:val="Hyperlink"/>
@@ -828,7 +828,7 @@
         </w:rPr>
         <w:t xml:space="preserve">SURVEY HOLY SHIIII </w:t>
       </w:r>
-      <w:hyperlink r:id="rId11" w:history="1">
+      <w:hyperlink r:id="rId13" w:history="1">
         <w:r>
           <w:rPr>
             <w:rStyle w:val="Hyperlink"/>
@@ -1148,7 +1148,7 @@
                     <pic:cNvPicPr/>
                   </pic:nvPicPr>
                   <pic:blipFill>
-                    <a:blip r:embed="rId12"/>
+                    <a:blip r:embed="rId14"/>
                     <a:stretch>
                       <a:fillRect/>
                     </a:stretch>
@@ -1209,7 +1209,7 @@
                     <pic:cNvPicPr/>
                   </pic:nvPicPr>
                   <pic:blipFill>
-                    <a:blip r:embed="rId13"/>
+                    <a:blip r:embed="rId15"/>
                     <a:stretch>
                       <a:fillRect/>
                     </a:stretch>
@@ -1287,7 +1287,7 @@
                     <pic:cNvPicPr/>
                   </pic:nvPicPr>
                   <pic:blipFill>
-                    <a:blip r:embed="rId14"/>
+                    <a:blip r:embed="rId16"/>
                     <a:stretch>
                       <a:fillRect/>
                     </a:stretch>
@@ -1484,7 +1484,7 @@
                     <pic:cNvPicPr/>
                   </pic:nvPicPr>
                   <pic:blipFill>
-                    <a:blip r:embed="rId15"/>
+                    <a:blip r:embed="rId17"/>
                     <a:stretch>
                       <a:fillRect/>
                     </a:stretch>
@@ -1570,7 +1570,7 @@
                     <pic:cNvPicPr/>
                   </pic:nvPicPr>
                   <pic:blipFill>
-                    <a:blip r:embed="rId16"/>
+                    <a:blip r:embed="rId18"/>
                     <a:stretch>
                       <a:fillRect/>
                     </a:stretch>
@@ -1620,6 +1620,7 @@
       <w:r>
         <w:rPr>
           <w:rFonts w:ascii="Times New Roman" w:hAnsi="Times New Roman" w:cs="Times New Roman"/>
+          <w:noProof/>
           <w:sz w:val="20"/>
           <w:szCs w:val="20"/>
         </w:rPr>
@@ -1639,7 +1640,7 @@
                     <pic:cNvPicPr/>
                   </pic:nvPicPr>
                   <pic:blipFill>
-                    <a:blip r:embed="rId17"/>
+                    <a:blip r:embed="rId19"/>
                     <a:stretch>
                       <a:fillRect/>
                     </a:stretch>
@@ -1704,6 +1705,7 @@
       <w:r>
         <w:rPr>
           <w:rFonts w:ascii="Times New Roman" w:hAnsi="Times New Roman" w:cs="Times New Roman"/>
+          <w:noProof/>
           <w:sz w:val="20"/>
           <w:szCs w:val="20"/>
         </w:rPr>
@@ -1723,7 +1725,7 @@
                     <pic:cNvPicPr/>
                   </pic:nvPicPr>
                   <pic:blipFill>
-                    <a:blip r:embed="rId18"/>
+                    <a:blip r:embed="rId20"/>
                     <a:stretch>
                       <a:fillRect/>
                     </a:stretch>
@@ -1748,17 +1750,38 @@
       <w:pPr>
         <w:rPr>
           <w:rFonts w:ascii="Times New Roman" w:hAnsi="Times New Roman" w:cs="Times New Roman"/>
-          <w:sz w:val="20"/>
-          <w:szCs w:val="20"/>
-        </w:rPr>
-      </w:pPr>
-      <w:r>
-        <w:rPr>
-          <w:rFonts w:ascii="Times New Roman" w:hAnsi="Times New Roman" w:cs="Times New Roman"/>
+          <w:b/>
+          <w:bCs/>
+          <w:sz w:val="20"/>
+          <w:szCs w:val="20"/>
+        </w:rPr>
+      </w:pPr>
+      <w:r>
+        <w:rPr>
+          <w:rFonts w:ascii="Times New Roman" w:hAnsi="Times New Roman" w:cs="Times New Roman"/>
+          <w:b/>
+          <w:bCs/>
           <w:sz w:val="20"/>
           <w:szCs w:val="20"/>
         </w:rPr>
         <w:lastRenderedPageBreak/>
+        <w:t>09-08-26</w:t>
+      </w:r>
+    </w:p>
+    <w:p>
+      <w:pPr>
+        <w:rPr>
+          <w:rFonts w:ascii="Times New Roman" w:hAnsi="Times New Roman" w:cs="Times New Roman"/>
+          <w:sz w:val="20"/>
+          <w:szCs w:val="20"/>
+        </w:rPr>
+      </w:pPr>
+      <w:r>
+        <w:rPr>
+          <w:rFonts w:ascii="Times New Roman" w:hAnsi="Times New Roman" w:cs="Times New Roman"/>
+          <w:sz w:val="20"/>
+          <w:szCs w:val="20"/>
+        </w:rPr>
         <w:t xml:space="preserve">whatever the fuck is different. C++ library or whatever octree-python </w:t>
       </w:r>
     </w:p>
@@ -1773,6 +1796,7 @@
       <w:r>
         <w:rPr>
           <w:rFonts w:ascii="Times New Roman" w:hAnsi="Times New Roman" w:cs="Times New Roman"/>
+          <w:noProof/>
           <w:sz w:val="20"/>
           <w:szCs w:val="20"/>
         </w:rPr>
@@ -1792,7 +1816,7 @@
                     <pic:cNvPicPr/>
                   </pic:nvPicPr>
                   <pic:blipFill>
-                    <a:blip r:embed="rId19"/>
+                    <a:blip r:embed="rId21"/>
                     <a:stretch>
                       <a:fillRect/>
                     </a:stretch>
@@ -1849,6 +1873,7 @@
       <w:r>
         <w:rPr>
           <w:rFonts w:ascii="Times New Roman" w:hAnsi="Times New Roman" w:cs="Times New Roman"/>
+          <w:noProof/>
           <w:sz w:val="20"/>
           <w:szCs w:val="20"/>
         </w:rPr>
@@ -1868,7 +1893,7 @@
                     <pic:cNvPicPr/>
                   </pic:nvPicPr>
                   <pic:blipFill>
-                    <a:blip r:embed="rId20"/>
+                    <a:blip r:embed="rId22"/>
                     <a:stretch>
                       <a:fillRect/>
                     </a:stretch>
@@ -1934,6 +1959,7 @@
       <w:r>
         <w:rPr>
           <w:rFonts w:ascii="Times New Roman" w:hAnsi="Times New Roman" w:cs="Times New Roman"/>
+          <w:noProof/>
           <w:sz w:val="20"/>
           <w:szCs w:val="20"/>
         </w:rPr>
@@ -1954,7 +1980,7 @@
                     <pic:cNvPicPr/>
                   </pic:nvPicPr>
                   <pic:blipFill>
-                    <a:blip r:embed="rId21"/>
+                    <a:blip r:embed="rId23"/>
                     <a:stretch>
                       <a:fillRect/>
                     </a:stretch>
@@ -1979,6 +2005,413 @@
       <w:pPr>
         <w:rPr>
           <w:rFonts w:ascii="Times New Roman" w:hAnsi="Times New Roman" w:cs="Times New Roman"/>
+          <w:b/>
+          <w:bCs/>
+          <w:sz w:val="20"/>
+          <w:szCs w:val="20"/>
+        </w:rPr>
+      </w:pPr>
+      <w:r>
+        <w:rPr>
+          <w:rFonts w:ascii="Times New Roman" w:hAnsi="Times New Roman" w:cs="Times New Roman"/>
+          <w:b/>
+          <w:bCs/>
+          <w:sz w:val="20"/>
+          <w:szCs w:val="20"/>
+        </w:rPr>
+        <w:t>next to do:</w:t>
+      </w:r>
+    </w:p>
+    <w:p>
+      <w:pPr>
+        <w:rPr>
+          <w:rFonts w:ascii="Times New Roman" w:hAnsi="Times New Roman" w:cs="Times New Roman"/>
+          <w:sz w:val="20"/>
+          <w:szCs w:val="20"/>
+        </w:rPr>
+      </w:pPr>
+      <w:r>
+        <w:rPr>
+          <w:rFonts w:ascii="Times New Roman" w:hAnsi="Times New Roman" w:cs="Times New Roman"/>
+          <w:sz w:val="20"/>
+          <w:szCs w:val="20"/>
+        </w:rPr>
+        <w:t>see ball rolling algorithm for 3d mesh reconstruction from points</w:t>
+      </w:r>
+    </w:p>
+    <w:p>
+      <w:pPr>
+        <w:rPr>
+          <w:rFonts w:ascii="Times New Roman" w:hAnsi="Times New Roman" w:cs="Times New Roman"/>
+          <w:sz w:val="20"/>
+          <w:szCs w:val="20"/>
+        </w:rPr>
+      </w:pPr>
+      <w:r>
+        <w:rPr>
+          <w:rFonts w:ascii="Times New Roman" w:hAnsi="Times New Roman" w:cs="Times New Roman"/>
+          <w:sz w:val="20"/>
+          <w:szCs w:val="20"/>
+        </w:rPr>
+        <w:t>plot out points on paper and estabilish clear rule sets for defining “foliage”, “rocks”, “ground”, “anorganic” and what kind of geometry they may have, then use these for better reconstruction - see for example the cuboid badly reconstructed, 2 faces missing</w:t>
+      </w:r>
+    </w:p>
+    <w:p>
+      <w:pPr>
+        <w:rPr>
+          <w:rFonts w:ascii="Times New Roman" w:hAnsi="Times New Roman" w:cs="Times New Roman"/>
+          <w:sz w:val="20"/>
+          <w:szCs w:val="20"/>
+        </w:rPr>
+      </w:pPr>
+      <w:r>
+        <w:rPr>
+          <w:rFonts w:ascii="Times New Roman" w:hAnsi="Times New Roman" w:cs="Times New Roman"/>
+          <w:sz w:val="20"/>
+          <w:szCs w:val="20"/>
+        </w:rPr>
+        <w:t>see abo</w:t>
+      </w:r>
+      <w:r>
+        <w:rPr>
+          <w:rFonts w:ascii="Times New Roman" w:hAnsi="Times New Roman" w:cs="Times New Roman"/>
+          <w:sz w:val="20"/>
+          <w:szCs w:val="20"/>
+        </w:rPr>
+        <w:t>ut decreasing voxel size dynamically on the representation</w:t>
+      </w:r>
+    </w:p>
+    <w:p>
+      <w:pPr>
+        <w:rPr>
+          <w:rFonts w:ascii="Times New Roman" w:hAnsi="Times New Roman" w:cs="Times New Roman"/>
+          <w:sz w:val="20"/>
+          <w:szCs w:val="20"/>
+        </w:rPr>
+      </w:pPr>
+      <w:r>
+        <w:rPr>
+          <w:rFonts w:ascii="Times New Roman" w:hAnsi="Times New Roman" w:cs="Times New Roman"/>
+          <w:sz w:val="20"/>
+          <w:szCs w:val="20"/>
+        </w:rPr>
+        <w:t>see about overlapping debug with user interface visuals for better understanding. the debug would be bounding boxes for some reason</w:t>
+      </w:r>
+    </w:p>
+    <w:p>
+      <w:pPr>
+        <w:rPr>
+          <w:rFonts w:ascii="Times New Roman" w:hAnsi="Times New Roman" w:cs="Times New Roman"/>
+          <w:sz w:val="20"/>
+          <w:szCs w:val="20"/>
+        </w:rPr>
+      </w:pPr>
+      <w:r>
+        <w:rPr>
+          <w:rFonts w:ascii="Times New Roman" w:hAnsi="Times New Roman" w:cs="Times New Roman"/>
+          <w:sz w:val="20"/>
+          <w:szCs w:val="20"/>
+        </w:rPr>
+        <w:t>determine what kind of data is most useful for the navigation algorithm and positioning</w:t>
+      </w:r>
+    </w:p>
+    <w:p>
+      <w:pPr>
+        <w:rPr>
+          <w:rFonts w:ascii="Times New Roman" w:hAnsi="Times New Roman" w:cs="Times New Roman"/>
+          <w:sz w:val="20"/>
+          <w:szCs w:val="20"/>
+        </w:rPr>
+      </w:pPr>
+    </w:p>
+    <w:p>
+      <w:pPr>
+        <w:rPr>
+          <w:rFonts w:ascii="Times New Roman" w:hAnsi="Times New Roman" w:cs="Times New Roman"/>
+          <w:sz w:val="20"/>
+          <w:szCs w:val="20"/>
+        </w:rPr>
+      </w:pPr>
+    </w:p>
+    <w:p>
+      <w:pPr>
+        <w:rPr>
+          <w:rFonts w:ascii="Times New Roman" w:hAnsi="Times New Roman" w:cs="Times New Roman"/>
+          <w:sz w:val="20"/>
+          <w:szCs w:val="20"/>
+        </w:rPr>
+      </w:pPr>
+    </w:p>
+    <w:p>
+      <w:pPr>
+        <w:rPr>
+          <w:rFonts w:ascii="Times New Roman" w:hAnsi="Times New Roman" w:cs="Times New Roman"/>
+          <w:sz w:val="20"/>
+          <w:szCs w:val="20"/>
+        </w:rPr>
+      </w:pPr>
+    </w:p>
+    <w:p>
+      <w:pPr>
+        <w:rPr>
+          <w:rFonts w:ascii="Times New Roman" w:hAnsi="Times New Roman" w:cs="Times New Roman"/>
+          <w:sz w:val="20"/>
+          <w:szCs w:val="20"/>
+        </w:rPr>
+      </w:pPr>
+    </w:p>
+    <w:p>
+      <w:pPr>
+        <w:rPr>
+          <w:rFonts w:ascii="Times New Roman" w:hAnsi="Times New Roman" w:cs="Times New Roman"/>
+          <w:sz w:val="20"/>
+          <w:szCs w:val="20"/>
+        </w:rPr>
+      </w:pPr>
+    </w:p>
+    <w:p>
+      <w:pPr>
+        <w:rPr>
+          <w:rFonts w:ascii="Times New Roman" w:hAnsi="Times New Roman" w:cs="Times New Roman"/>
+          <w:sz w:val="20"/>
+          <w:szCs w:val="20"/>
+        </w:rPr>
+      </w:pPr>
+    </w:p>
+    <w:p>
+      <w:pPr>
+        <w:rPr>
+          <w:rFonts w:ascii="Times New Roman" w:hAnsi="Times New Roman" w:cs="Times New Roman"/>
+          <w:sz w:val="20"/>
+          <w:szCs w:val="20"/>
+        </w:rPr>
+      </w:pPr>
+    </w:p>
+    <w:p>
+      <w:pPr>
+        <w:rPr>
+          <w:rFonts w:ascii="Times New Roman" w:hAnsi="Times New Roman" w:cs="Times New Roman"/>
+          <w:sz w:val="20"/>
+          <w:szCs w:val="20"/>
+        </w:rPr>
+      </w:pPr>
+    </w:p>
+    <w:p>
+      <w:pPr>
+        <w:rPr>
+          <w:rFonts w:ascii="Times New Roman" w:hAnsi="Times New Roman" w:cs="Times New Roman"/>
+          <w:b/>
+          <w:bCs/>
+          <w:sz w:val="20"/>
+          <w:szCs w:val="20"/>
+        </w:rPr>
+      </w:pPr>
+      <w:r>
+        <w:rPr>
+          <w:rFonts w:ascii="Times New Roman" w:hAnsi="Times New Roman" w:cs="Times New Roman"/>
+          <w:b/>
+          <w:bCs/>
+          <w:sz w:val="20"/>
+          <w:szCs w:val="20"/>
+        </w:rPr>
+        <w:lastRenderedPageBreak/>
+        <w:t>19-08-26</w:t>
+      </w:r>
+    </w:p>
+    <w:p>
+      <w:pPr>
+        <w:rPr>
+          <w:rFonts w:ascii="Times New Roman" w:hAnsi="Times New Roman" w:cs="Times New Roman"/>
+          <w:b/>
+          <w:bCs/>
+          <w:sz w:val="20"/>
+          <w:szCs w:val="20"/>
+        </w:rPr>
+      </w:pPr>
+    </w:p>
+    <w:p>
+      <w:pPr>
+        <w:rPr>
+          <w:rFonts w:ascii="Times New Roman" w:hAnsi="Times New Roman" w:cs="Times New Roman"/>
+          <w:sz w:val="20"/>
+          <w:szCs w:val="20"/>
+        </w:rPr>
+      </w:pPr>
+      <w:r>
+        <w:rPr>
+          <w:rFonts w:ascii="Times New Roman" w:hAnsi="Times New Roman" w:cs="Times New Roman"/>
+          <w:sz w:val="20"/>
+          <w:szCs w:val="20"/>
+        </w:rPr>
+        <w:t>If I was to classify a tree just by 2-3 variables, what would those be and what makes a tree stand out from anything in the natural environment in terms of shape? The purpose being identifying and reconstructing it from lidar point clouds</w:t>
+      </w:r>
+    </w:p>
+    <w:p>
+      <w:pPr>
+        <w:rPr>
+          <w:rFonts w:ascii="Times New Roman" w:hAnsi="Times New Roman" w:cs="Times New Roman"/>
+          <w:sz w:val="20"/>
+          <w:szCs w:val="20"/>
+        </w:rPr>
+      </w:pPr>
+      <w:r>
+        <w:rPr>
+          <w:rFonts w:ascii="Times New Roman" w:hAnsi="Times New Roman" w:cs="Times New Roman"/>
+          <w:sz w:val="20"/>
+          <w:szCs w:val="20"/>
+        </w:rPr>
+        <w:t>How do I build a Quantitative Structure Model (QSM) of a tree using cylinder fitting and skeletonization from point cloud data?</w:t>
+      </w:r>
+    </w:p>
+    <w:p>
+      <w:pPr>
+        <w:rPr>
+          <w:rFonts w:ascii="Times New Roman" w:hAnsi="Times New Roman" w:cs="Times New Roman"/>
+          <w:sz w:val="20"/>
+          <w:szCs w:val="20"/>
+        </w:rPr>
+      </w:pPr>
+      <w:r>
+        <w:rPr>
+          <w:rFonts w:ascii="Times New Roman" w:hAnsi="Times New Roman" w:cs="Times New Roman"/>
+          <w:sz w:val="20"/>
+          <w:szCs w:val="20"/>
+        </w:rPr>
+        <w:t>Is there any real time identification model for automatic traversal?</w:t>
+      </w:r>
+    </w:p>
+    <w:p>
+      <w:pPr>
+        <w:rPr>
+          <w:rFonts w:ascii="Times New Roman" w:hAnsi="Times New Roman" w:cs="Times New Roman"/>
+          <w:sz w:val="20"/>
+          <w:szCs w:val="20"/>
+        </w:rPr>
+      </w:pPr>
+      <w:r>
+        <w:rPr>
+          <w:rFonts w:ascii="Times New Roman" w:hAnsi="Times New Roman" w:cs="Times New Roman"/>
+          <w:sz w:val="20"/>
+          <w:szCs w:val="20"/>
+        </w:rPr>
+        <w:t>How do you integrate FAST-LIO point clouds with a real-time 2D occupancy costmap for forest obstacle avoidance?</w:t>
+      </w:r>
+    </w:p>
+    <w:p>
+      <w:pPr>
+        <w:rPr>
+          <w:rFonts w:ascii="Times New Roman" w:hAnsi="Times New Roman" w:cs="Times New Roman"/>
+          <w:sz w:val="20"/>
+          <w:szCs w:val="20"/>
+        </w:rPr>
+      </w:pPr>
+      <w:r>
+        <w:rPr>
+          <w:rFonts w:ascii="Times New Roman" w:hAnsi="Times New Roman" w:cs="Times New Roman"/>
+          <w:sz w:val="20"/>
+          <w:szCs w:val="20"/>
+        </w:rPr>
+        <w:t>For a digital twin? I want to simulate from software to software before trying irl</w:t>
+      </w:r>
+    </w:p>
+    <w:p>
+      <w:pPr>
+        <w:rPr>
+          <w:rFonts w:ascii="Times New Roman" w:hAnsi="Times New Roman" w:cs="Times New Roman"/>
+          <w:sz w:val="20"/>
+          <w:szCs w:val="20"/>
+        </w:rPr>
+      </w:pPr>
+      <w:r>
+        <w:rPr>
+          <w:rFonts w:ascii="Times New Roman" w:hAnsi="Times New Roman" w:cs="Times New Roman"/>
+          <w:sz w:val="20"/>
+          <w:szCs w:val="20"/>
+        </w:rPr>
+        <w:t>I don't have to connect to ros2. Feed data from engine and then preview on engine what was interpreted. Engine has real environment and theoretical detection in-brain of the robot</w:t>
+      </w:r>
+    </w:p>
+    <w:p>
+      <w:pPr>
+        <w:rPr>
+          <w:rFonts w:ascii="Times New Roman" w:hAnsi="Times New Roman" w:cs="Times New Roman"/>
+          <w:sz w:val="20"/>
+          <w:szCs w:val="20"/>
+        </w:rPr>
+      </w:pPr>
+      <w:r>
+        <w:rPr>
+          <w:rFonts w:ascii="Times New Roman" w:hAnsi="Times New Roman" w:cs="Times New Roman"/>
+          <w:sz w:val="20"/>
+          <w:szCs w:val="20"/>
+        </w:rPr>
+        <w:t>I need a classification algorithm that is stupidly fast in gdscript or python</w:t>
+      </w:r>
+    </w:p>
+    <w:p>
+      <w:pPr>
+        <w:rPr>
+          <w:rFonts w:ascii="Times New Roman" w:hAnsi="Times New Roman" w:cs="Times New Roman"/>
+          <w:sz w:val="20"/>
+          <w:szCs w:val="20"/>
+        </w:rPr>
+      </w:pPr>
+      <w:r>
+        <w:rPr>
+          <w:rFonts w:ascii="Times New Roman" w:hAnsi="Times New Roman" w:cs="Times New Roman"/>
+          <w:sz w:val="20"/>
+          <w:szCs w:val="20"/>
+        </w:rPr>
+        <w:t>Then will require a reconstruction algorithm using those features and all</w:t>
+      </w:r>
+    </w:p>
+    <w:p>
+      <w:pPr>
+        <w:rPr>
+          <w:rFonts w:ascii="Times New Roman" w:hAnsi="Times New Roman" w:cs="Times New Roman"/>
+          <w:sz w:val="20"/>
+          <w:szCs w:val="20"/>
+        </w:rPr>
+      </w:pPr>
+      <w:r>
+        <w:rPr>
+          <w:rFonts w:ascii="Times New Roman" w:hAnsi="Times New Roman" w:cs="Times New Roman"/>
+          <w:sz w:val="20"/>
+          <w:szCs w:val="20"/>
+        </w:rPr>
+        <w:t>^prompted</w:t>
+      </w:r>
+    </w:p>
+    <w:p>
+      <w:pPr>
+        <w:rPr>
+          <w:rFonts w:ascii="Times New Roman" w:hAnsi="Times New Roman" w:cs="Times New Roman"/>
+          <w:sz w:val="20"/>
+          <w:szCs w:val="20"/>
+        </w:rPr>
+      </w:pPr>
+    </w:p>
+    <w:p>
+      <w:pPr>
+        <w:rPr>
+          <w:rFonts w:ascii="Times New Roman" w:hAnsi="Times New Roman" w:cs="Times New Roman"/>
+          <w:sz w:val="20"/>
+          <w:szCs w:val="20"/>
+        </w:rPr>
+      </w:pPr>
+      <w:r>
+        <w:rPr>
+          <w:rFonts w:ascii="Times New Roman" w:hAnsi="Times New Roman" w:cs="Times New Roman"/>
+          <w:sz w:val="20"/>
+          <w:szCs w:val="20"/>
+        </w:rPr>
+        <w:t>changed json to raw binary and something about zeromq publisher in python</w:t>
+      </w:r>
+    </w:p>
+    <w:p>
+      <w:pPr>
+        <w:rPr>
+          <w:rFonts w:ascii="Times New Roman" w:hAnsi="Times New Roman" w:cs="Times New Roman"/>
           <w:sz w:val="20"/>
           <w:szCs w:val="20"/>
         </w:rPr>
@@ -1994,8 +2427,58 @@
 </w:document>
 </file>
 
+<file path=word/endnotes.xml><?xml version="1.0" encoding="utf-8"?>
+<w:endnotes xmlns:wpc="http://schemas.microsoft.com/office/word/2010/wordprocessingCanvas" xmlns:cx="http://schemas.microsoft.com/office/drawing/2014/chartex" xmlns:cx1="http://schemas.microsoft.com/office/drawing/2015/9/8/chartex" xmlns:cx2="http://schemas.microsoft.com/office/drawing/2015/10/21/chartex" xmlns:cx3="http://schemas.microsoft.com/office/drawing/2016/5/9/chartex" xmlns:cx4="http://schemas.microsoft.com/office/drawing/2016/5/10/chartex" xmlns:cx5="http://schemas.microsoft.com/office/drawing/2016/5/11/chartex" xmlns:cx6="http://schemas.microsoft.com/office/drawing/2016/5/12/chartex" xmlns:cx7="http://schemas.microsoft.com/office/drawing/2016/5/13/chartex" xmlns:cx8="http://schemas.microsoft.com/office/drawing/2016/5/14/chartex" xmlns:mc="http://schemas.openxmlformats.org/markup-compatibility/2006" xmlns:aink="http://schemas.microsoft.com/office/drawing/2016/ink" xmlns:am3d="http://schemas.microsoft.com/office/drawing/2017/model3d" xmlns:o="urn:schemas-microsoft-com:office:office" xmlns:oel="http://schemas.microsoft.com/office/2019/extlst" xmlns:r="http://schemas.openxmlformats.org/officeDocument/2006/relationships" xmlns:m="http://schemas.openxmlformats.org/officeDocument/2006/math" xmlns:v="urn:schemas-microsoft-com:vml" xmlns:wp14="http://schemas.microsoft.com/office/word/2010/wordprocessingDrawing" xmlns:wp="http://schemas.openxmlformats.org/drawingml/2006/wordprocessingDrawing" xmlns:w10="urn:schemas-microsoft-com:office:word" xmlns:w="http://schemas.openxmlformats.org/wordprocessingml/2006/main" xmlns:w14="http://schemas.microsoft.com/office/word/2010/wordml" xmlns:w15="http://schemas.microsoft.com/office/word/2012/wordml" xmlns:w16cex="http://schemas.microsoft.com/office/word/2018/wordml/cex" xmlns:w16cid="http://schemas.microsoft.com/office/word/2016/wordml/cid" xmlns:w16="http://schemas.microsoft.com/office/word/2018/wordml" xmlns:w16du="http://schemas.microsoft.com/office/word/2023/wordml/word16du" xmlns:w16sdtdh="http://schemas.microsoft.com/office/word/2020/wordml/sdtdatahash" xmlns:w16sdtfl="http://schemas.microsoft.com/office/word/2024/wordml/sdtformatlock" xmlns:w16se="http://schemas.microsoft.com/office/word/2015/wordml/symex" xmlns:wpg="http://schemas.microsoft.com/office/word/2010/wordprocessingGroup" xmlns:wpi="http://schemas.microsoft.com/office/word/2010/wordprocessingInk" xmlns:wne="http://schemas.microsoft.com/office/word/2006/wordml" xmlns:wps="http://schemas.microsoft.com/office/word/2010/wordprocessingShape" mc:Ignorable="w14 w15 w16se w16cid w16 w16cex w16sdtdh w16sdtfl w16du wp14">
+  <w:endnote w:type="separator" w:id="-1">
+    <w:p>
+      <w:pPr>
+        <w:spacing w:after="0" w:line="240" w:lineRule="auto"/>
+      </w:pPr>
+      <w:r>
+        <w:separator/>
+      </w:r>
+    </w:p>
+  </w:endnote>
+  <w:endnote w:type="continuationSeparator" w:id="0">
+    <w:p>
+      <w:pPr>
+        <w:spacing w:after="0" w:line="240" w:lineRule="auto"/>
+      </w:pPr>
+      <w:r>
+        <w:continuationSeparator/>
+      </w:r>
+    </w:p>
+  </w:endnote>
+</w:endnotes>
+</file>
+
+<file path=word/footnotes.xml><?xml version="1.0" encoding="utf-8"?>
+<w:footnotes xmlns:wpc="http://schemas.microsoft.com/office/word/2010/wordprocessingCanvas" xmlns:cx="http://schemas.microsoft.com/office/drawing/2014/chartex" xmlns:cx1="http://schemas.microsoft.com/office/drawing/2015/9/8/chartex" xmlns:cx2="http://schemas.microsoft.com/office/drawing/2015/10/21/chartex" xmlns:cx3="http://schemas.microsoft.com/office/drawing/2016/5/9/chartex" xmlns:cx4="http://schemas.microsoft.com/office/drawing/2016/5/10/chartex" xmlns:cx5="http://schemas.microsoft.com/office/drawing/2016/5/11/chartex" xmlns:cx6="http://schemas.microsoft.com/office/drawing/2016/5/12/chartex" xmlns:cx7="http://schemas.microsoft.com/office/drawing/2016/5/13/chartex" xmlns:cx8="http://schemas.microsoft.com/office/drawing/2016/5/14/chartex" xmlns:mc="http://schemas.openxmlformats.org/markup-compatibility/2006" xmlns:aink="http://schemas.microsoft.com/office/drawing/2016/ink" xmlns:am3d="http://schemas.microsoft.com/office/drawing/2017/model3d" xmlns:o="urn:schemas-microsoft-com:office:office" xmlns:oel="http://schemas.microsoft.com/office/2019/extlst" xmlns:r="http://schemas.openxmlformats.org/officeDocument/2006/relationships" xmlns:m="http://schemas.openxmlformats.org/officeDocument/2006/math" xmlns:v="urn:schemas-microsoft-com:vml" xmlns:wp14="http://schemas.microsoft.com/office/word/2010/wordprocessingDrawing" xmlns:wp="http://schemas.openxmlformats.org/drawingml/2006/wordprocessingDrawing" xmlns:w10="urn:schemas-microsoft-com:office:word" xmlns:w="http://schemas.openxmlformats.org/wordprocessingml/2006/main" xmlns:w14="http://schemas.microsoft.com/office/word/2010/wordml" xmlns:w15="http://schemas.microsoft.com/office/word/2012/wordml" xmlns:w16cex="http://schemas.microsoft.com/office/word/2018/wordml/cex" xmlns:w16cid="http://schemas.microsoft.com/office/word/2016/wordml/cid" xmlns:w16="http://schemas.microsoft.com/office/word/2018/wordml" xmlns:w16du="http://schemas.microsoft.com/office/word/2023/wordml/word16du" xmlns:w16sdtdh="http://schemas.microsoft.com/office/word/2020/wordml/sdtdatahash" xmlns:w16sdtfl="http://schemas.microsoft.com/office/word/2024/wordml/sdtformatlock" xmlns:w16se="http://schemas.microsoft.com/office/word/2015/wordml/symex" xmlns:wpg="http://schemas.microsoft.com/office/word/2010/wordprocessingGroup" xmlns:wpi="http://schemas.microsoft.com/office/word/2010/wordprocessingInk" xmlns:wne="http://schemas.microsoft.com/office/word/2006/wordml" xmlns:wps="http://schemas.microsoft.com/office/word/2010/wordprocessingShape" mc:Ignorable="w14 w15 w16se w16cid w16 w16cex w16sdtdh w16sdtfl w16du wp14">
+  <w:footnote w:type="separator" w:id="-1">
+    <w:p>
+      <w:pPr>
+        <w:spacing w:after="0" w:line="240" w:lineRule="auto"/>
+      </w:pPr>
+      <w:r>
+        <w:separator/>
+      </w:r>
+    </w:p>
+  </w:footnote>
+  <w:footnote w:type="continuationSeparator" w:id="0">
+    <w:p>
+      <w:pPr>
+        <w:spacing w:after="0" w:line="240" w:lineRule="auto"/>
+      </w:pPr>
+      <w:r>
+        <w:continuationSeparator/>
+      </w:r>
+    </w:p>
+  </w:footnote>
+</w:footnotes>
+</file>
+
 <file path=word/numbering.xml><?xml version="1.0" encoding="utf-8"?>
-<w:numbering xmlns:wpc="http://schemas.microsoft.com/office/word/2010/wordprocessingCanvas" xmlns:cx="http://schemas.microsoft.com/office/drawing/2014/chartex" xmlns:cx1="http://schemas.microsoft.com/office/drawing/2015/9/8/chartex" xmlns:cx2="http://schemas.microsoft.com/office/drawing/2015/10/21/chartex" xmlns:cx3="http://schemas.microsoft.com/office/drawing/2016/5/9/chartex" xmlns:cx4="http://schemas.microsoft.com/office/drawing/2016/5/10/chartex" xmlns:cx5="http://schemas.microsoft.com/office/drawing/2016/5/11/chartex" xmlns:cx6="http://schemas.microsoft.com/office/drawing/2016/5/12/chartex" xmlns:cx7="http://schemas.microsoft.com/office/drawing/2016/5/13/chartex" xmlns:cx8="http://schemas.microsoft.com/office/drawing/2016/5/14/chartex" xmlns:mc="http://schemas.openxmlformats.org/markup-compatibility/2006" xmlns:aink="http://schemas.microsoft.com/office/drawing/2016/ink" xmlns:am3d="http://schemas.microsoft.com/office/drawing/2017/model3d" xmlns:o="urn:schemas-microsoft-com:office:office" xmlns:oel="http://schemas.microsoft.com/office/2019/extlst" xmlns:r="http://schemas.openxmlformats.org/officeDocument/2006/relationships" xmlns:m="http://schemas.openxmlformats.org/officeDocument/2006/math" xmlns:v="urn:schemas-microsoft-com:vml" xmlns:wp14="http://schemas.microsoft.com/office/word/2010/wordprocessingDrawing" xmlns:wp="http://schemas.openxmlformats.org/drawingml/2006/wordprocessingDrawing" xmlns:w10="urn:schemas-microsoft-com:office:word" xmlns:w="http://schemas.openxmlformats.org/wordprocessingml/2006/main" xmlns:w14="http://schemas.microsoft.com/office/word/2010/wordml" xmlns:w15="http://schemas.microsoft.com/office/word/2012/wordml" xmlns:w16cei="http://schemas.microsoft.com/office/word/2026/wordml/cei" xmlns:w16cex="http://schemas.microsoft.com/office/word/2018/wordml/cex" xmlns:w16cid="http://schemas.microsoft.com/office/word/2016/wordml/cid" xmlns:w16="http://schemas.microsoft.com/office/word/2018/wordml" xmlns:w16du="http://schemas.microsoft.com/office/word/2023/wordml/word16du" xmlns:w16sdtdh="http://schemas.microsoft.com/office/word/2020/wordml/sdtdatahash" xmlns:w16sdtfl="http://schemas.microsoft.com/office/word/2024/wordml/sdtformatlock" xmlns:w16se="http://schemas.microsoft.com/office/word/2015/wordml/symex" xmlns:wpg="http://schemas.microsoft.com/office/word/2010/wordprocessingGroup" xmlns:wpi="http://schemas.microsoft.com/office/word/2010/wordprocessingInk" xmlns:wne="http://schemas.microsoft.com/office/word/2006/wordml" xmlns:wps="http://schemas.microsoft.com/office/word/2010/wordprocessingShape" mc:Ignorable="w14 w15 w16se w16cid w16 w16cex w16sdtdh w16sdtfl w16du wp14">
+<w:numbering xmlns:wpc="http://schemas.microsoft.com/office/word/2010/wordprocessingCanvas" xmlns:cx="http://schemas.microsoft.com/office/drawing/2014/chartex" xmlns:cx1="http://schemas.microsoft.com/office/drawing/2015/9/8/chartex" xmlns:cx2="http://schemas.microsoft.com/office/drawing/2015/10/21/chartex" xmlns:cx3="http://schemas.microsoft.com/office/drawing/2016/5/9/chartex" xmlns:cx4="http://schemas.microsoft.com/office/drawing/2016/5/10/chartex" xmlns:cx5="http://schemas.microsoft.com/office/drawing/2016/5/11/chartex" xmlns:cx6="http://schemas.microsoft.com/office/drawing/2016/5/12/chartex" xmlns:cx7="http://schemas.microsoft.com/office/drawing/2016/5/13/chartex" xmlns:cx8="http://schemas.microsoft.com/office/drawing/2016/5/14/chartex" xmlns:mc="http://schemas.openxmlformats.org/markup-compatibility/2006" xmlns:aink="http://schemas.microsoft.com/office/drawing/2016/ink" xmlns:am3d="http://schemas.microsoft.com/office/drawing/2017/model3d" xmlns:o="urn:schemas-microsoft-com:office:office" xmlns:oel="http://schemas.microsoft.com/office/2019/extlst" xmlns:r="http://schemas.openxmlformats.org/officeDocument/2006/relationships" xmlns:m="http://schemas.openxmlformats.org/officeDocument/2006/math" xmlns:v="urn:schemas-microsoft-com:vml" xmlns:wp14="http://schemas.microsoft.com/office/word/2010/wordprocessingDrawing" xmlns:wp="http://schemas.openxmlformats.org/drawingml/2006/wordprocessingDrawing" xmlns:w10="urn:schemas-microsoft-com:office:word" xmlns:w="http://schemas.openxmlformats.org/wordprocessingml/2006/main" xmlns:w14="http://schemas.microsoft.com/office/word/2010/wordml" xmlns:w15="http://schemas.microsoft.com/office/word/2012/wordml" xmlns:w16cex="http://schemas.microsoft.com/office/word/2018/wordml/cex" xmlns:w16cid="http://schemas.microsoft.com/office/word/2016/wordml/cid" xmlns:w16="http://schemas.microsoft.com/office/word/2018/wordml" xmlns:w16du="http://schemas.microsoft.com/office/word/2023/wordml/word16du" xmlns:w16sdtdh="http://schemas.microsoft.com/office/word/2020/wordml/sdtdatahash" xmlns:w16sdtfl="http://schemas.microsoft.com/office/word/2024/wordml/sdtformatlock" xmlns:w16se="http://schemas.microsoft.com/office/word/2015/wordml/symex" xmlns:wpg="http://schemas.microsoft.com/office/word/2010/wordprocessingGroup" xmlns:wpi="http://schemas.microsoft.com/office/word/2010/wordprocessingInk" xmlns:wne="http://schemas.microsoft.com/office/word/2006/wordml" xmlns:wps="http://schemas.microsoft.com/office/word/2010/wordprocessingShape" mc:Ignorable="w14 w15 w16se w16cid w16 w16cex w16sdtdh w16sdtfl w16du wp14">
   <w:abstractNum w:abstractNumId="0" w15:restartNumberingAfterBreak="0">
     <w:nsid w:val="0A482E4F"/>
     <w:multiLevelType w:val="hybridMultilevel"/>
@@ -3030,6 +3513,50 @@
       <w:shd w:val="clear" w:color="auto" w:fill="E1DFDD"/>
     </w:rPr>
   </w:style>
+  <w:style w:type="paragraph" w:styleId="Header">
+    <w:name w:val="header"/>
+    <w:basedOn w:val="Normal"/>
+    <w:link w:val="HeaderChar"/>
+    <w:uiPriority w:val="99"/>
+    <w:unhideWhenUsed/>
+    <w:rsid w:val="00C44D8A"/>
+    <w:pPr>
+      <w:tabs>
+        <w:tab w:val="center" w:pos="4680"/>
+        <w:tab w:val="right" w:pos="9360"/>
+      </w:tabs>
+      <w:spacing w:after="0" w:line="240" w:lineRule="auto"/>
+    </w:pPr>
+  </w:style>
+  <w:style w:type="character" w:customStyle="1" w:styleId="HeaderChar">
+    <w:name w:val="Header Char"/>
+    <w:basedOn w:val="DefaultParagraphFont"/>
+    <w:link w:val="Header"/>
+    <w:uiPriority w:val="99"/>
+    <w:rsid w:val="00C44D8A"/>
+  </w:style>
+  <w:style w:type="paragraph" w:styleId="Footer">
+    <w:name w:val="footer"/>
+    <w:basedOn w:val="Normal"/>
+    <w:link w:val="FooterChar"/>
+    <w:uiPriority w:val="99"/>
+    <w:unhideWhenUsed/>
+    <w:rsid w:val="00C44D8A"/>
+    <w:pPr>
+      <w:tabs>
+        <w:tab w:val="center" w:pos="4680"/>
+        <w:tab w:val="right" w:pos="9360"/>
+      </w:tabs>
+      <w:spacing w:after="0" w:line="240" w:lineRule="auto"/>
+    </w:pPr>
+  </w:style>
+  <w:style w:type="character" w:customStyle="1" w:styleId="FooterChar">
+    <w:name w:val="Footer Char"/>
+    <w:basedOn w:val="DefaultParagraphFont"/>
+    <w:link w:val="Footer"/>
+    <w:uiPriority w:val="99"/>
+    <w:rsid w:val="00C44D8A"/>
+  </w:style>
 </w:styles>
 </file>
 

--- a/Text/log.docx
+++ b/Text/log.docx
@@ -2406,6 +2406,32 @@
           <w:szCs w:val="20"/>
         </w:rPr>
         <w:t>changed json to raw binary and something about zeromq publisher in python</w:t>
+      </w:r>
+    </w:p>
+    <w:p>
+      <w:pPr>
+        <w:rPr>
+          <w:rFonts w:ascii="Times New Roman" w:hAnsi="Times New Roman" w:cs="Times New Roman"/>
+          <w:sz w:val="20"/>
+          <w:szCs w:val="20"/>
+        </w:rPr>
+      </w:pPr>
+    </w:p>
+    <w:p>
+      <w:pPr>
+        <w:rPr>
+          <w:rFonts w:ascii="Times New Roman" w:hAnsi="Times New Roman" w:cs="Times New Roman"/>
+          <w:sz w:val="20"/>
+          <w:szCs w:val="20"/>
+        </w:rPr>
+      </w:pPr>
+      <w:r>
+        <w:rPr>
+          <w:rFonts w:ascii="Times New Roman" w:hAnsi="Times New Roman" w:cs="Times New Roman"/>
+          <w:sz w:val="20"/>
+          <w:szCs w:val="20"/>
+        </w:rPr>
+        <w:t>BIG SPLIT, INTO 4 scripts</w:t>
       </w:r>
     </w:p>
     <w:p>
@@ -3177,6 +3203,7 @@
   <w:style w:type="character" w:default="1" w:styleId="DefaultParagraphFont">
     <w:name w:val="Default Paragraph Font"/>
     <w:uiPriority w:val="1"/>
+    <w:semiHidden/>
     <w:unhideWhenUsed/>
   </w:style>
   <w:style w:type="table" w:default="1" w:styleId="TableNormal">

--- a/Text/log.docx
+++ b/Text/log.docx
@@ -2421,27 +2421,909 @@
       <w:pPr>
         <w:rPr>
           <w:rFonts w:ascii="Times New Roman" w:hAnsi="Times New Roman" w:cs="Times New Roman"/>
-          <w:sz w:val="20"/>
-          <w:szCs w:val="20"/>
-        </w:rPr>
-      </w:pPr>
-      <w:r>
-        <w:rPr>
-          <w:rFonts w:ascii="Times New Roman" w:hAnsi="Times New Roman" w:cs="Times New Roman"/>
+          <w:b/>
+          <w:bCs/>
+          <w:sz w:val="20"/>
+          <w:szCs w:val="20"/>
+        </w:rPr>
+      </w:pPr>
+      <w:r>
+        <w:rPr>
+          <w:rFonts w:ascii="Times New Roman" w:hAnsi="Times New Roman" w:cs="Times New Roman"/>
+          <w:b/>
+          <w:bCs/>
           <w:sz w:val="20"/>
           <w:szCs w:val="20"/>
         </w:rPr>
         <w:t>BIG SPLIT, INTO 4 scripts</w:t>
       </w:r>
-    </w:p>
-    <w:p>
-      <w:pPr>
-        <w:rPr>
-          <w:rFonts w:ascii="Times New Roman" w:hAnsi="Times New Roman" w:cs="Times New Roman"/>
-          <w:sz w:val="20"/>
-          <w:szCs w:val="20"/>
-        </w:rPr>
-      </w:pPr>
+      <w:r>
+        <w:rPr>
+          <w:rFonts w:ascii="Times New Roman" w:hAnsi="Times New Roman" w:cs="Times New Roman"/>
+          <w:b/>
+          <w:bCs/>
+          <w:sz w:val="20"/>
+          <w:szCs w:val="20"/>
+        </w:rPr>
+        <w:t>. now requires 2 terminals</w:t>
+      </w:r>
+    </w:p>
+    <w:p>
+      <w:pPr>
+        <w:rPr>
+          <w:rFonts w:ascii="Times New Roman" w:hAnsi="Times New Roman" w:cs="Times New Roman"/>
+          <w:sz w:val="20"/>
+          <w:szCs w:val="20"/>
+        </w:rPr>
+      </w:pPr>
+      <w:r>
+        <w:rPr>
+          <w:rFonts w:ascii="Times New Roman" w:hAnsi="Times New Roman" w:cs="Times New Roman"/>
+          <w:sz w:val="20"/>
+          <w:szCs w:val="20"/>
+        </w:rPr>
+        <w:t>notes:</w:t>
+      </w:r>
+    </w:p>
+    <w:p>
+      <w:pPr>
+        <w:rPr>
+          <w:rFonts w:ascii="Times New Roman" w:hAnsi="Times New Roman" w:cs="Times New Roman"/>
+          <w:sz w:val="20"/>
+          <w:szCs w:val="20"/>
+        </w:rPr>
+      </w:pPr>
+      <w:r>
+        <w:rPr>
+          <w:rFonts w:ascii="Times New Roman" w:hAnsi="Times New Roman" w:cs="Times New Roman"/>
+          <w:sz w:val="20"/>
+          <w:szCs w:val="20"/>
+        </w:rPr>
+        <w:t>the points are well represented now.</w:t>
+      </w:r>
+    </w:p>
+    <w:p>
+      <w:pPr>
+        <w:pBdr>
+          <w:bottom w:val="single" w:sz="6" w:space="1" w:color="auto"/>
+        </w:pBdr>
+        <w:rPr>
+          <w:rFonts w:ascii="Times New Roman" w:hAnsi="Times New Roman" w:cs="Times New Roman"/>
+          <w:sz w:val="20"/>
+          <w:szCs w:val="20"/>
+        </w:rPr>
+      </w:pPr>
+      <w:r>
+        <w:rPr>
+          <w:rFonts w:ascii="Times New Roman" w:hAnsi="Times New Roman" w:cs="Times New Roman"/>
+          <w:sz w:val="20"/>
+          <w:szCs w:val="20"/>
+        </w:rPr>
+        <w:t>the movement is perfect, it should only ever be changed if specified so</w:t>
+      </w:r>
+    </w:p>
+    <w:p>
+      <w:pPr>
+        <w:rPr>
+          <w:rFonts w:ascii="Times New Roman" w:hAnsi="Times New Roman" w:cs="Times New Roman"/>
+          <w:sz w:val="20"/>
+          <w:szCs w:val="20"/>
+        </w:rPr>
+      </w:pPr>
+    </w:p>
+    <w:p>
+      <w:pPr>
+        <w:rPr>
+          <w:rFonts w:ascii="Times New Roman" w:hAnsi="Times New Roman" w:cs="Times New Roman"/>
+          <w:sz w:val="20"/>
+          <w:szCs w:val="20"/>
+        </w:rPr>
+      </w:pPr>
+      <w:r>
+        <w:rPr>
+          <w:rFonts w:ascii="Times New Roman" w:hAnsi="Times New Roman" w:cs="Times New Roman"/>
+          <w:sz w:val="20"/>
+          <w:szCs w:val="20"/>
+        </w:rPr>
+        <w:t>notes:</w:t>
+      </w:r>
+    </w:p>
+    <w:p>
+      <w:pPr>
+        <w:rPr>
+          <w:rFonts w:ascii="Times New Roman" w:hAnsi="Times New Roman" w:cs="Times New Roman"/>
+          <w:sz w:val="20"/>
+          <w:szCs w:val="20"/>
+        </w:rPr>
+      </w:pPr>
+      <w:r>
+        <w:rPr>
+          <w:rFonts w:ascii="Times New Roman" w:hAnsi="Times New Roman" w:cs="Times New Roman"/>
+          <w:sz w:val="20"/>
+          <w:szCs w:val="20"/>
+        </w:rPr>
+        <w:t>the points are well represented now.</w:t>
+      </w:r>
+    </w:p>
+    <w:p>
+      <w:pPr>
+        <w:rPr>
+          <w:rFonts w:ascii="Times New Roman" w:hAnsi="Times New Roman" w:cs="Times New Roman"/>
+          <w:sz w:val="20"/>
+          <w:szCs w:val="20"/>
+        </w:rPr>
+      </w:pPr>
+      <w:r>
+        <w:rPr>
+          <w:rFonts w:ascii="Times New Roman" w:hAnsi="Times New Roman" w:cs="Times New Roman"/>
+          <w:sz w:val="20"/>
+          <w:szCs w:val="20"/>
+        </w:rPr>
+        <w:t>the movement is perfect, it should only ever be changed if specified so</w:t>
+      </w:r>
+    </w:p>
+    <w:p>
+      <w:pPr>
+        <w:rPr>
+          <w:rFonts w:ascii="Times New Roman" w:hAnsi="Times New Roman" w:cs="Times New Roman"/>
+          <w:sz w:val="20"/>
+          <w:szCs w:val="20"/>
+        </w:rPr>
+      </w:pPr>
+      <w:r>
+        <w:rPr>
+          <w:rFonts w:ascii="Times New Roman" w:hAnsi="Times New Roman" w:cs="Times New Roman"/>
+          <w:sz w:val="20"/>
+          <w:szCs w:val="20"/>
+        </w:rPr>
+        <w:t>there now seem to be 2 types of representations in the visualizer. good</w:t>
+      </w:r>
+    </w:p>
+    <w:p>
+      <w:pPr>
+        <w:rPr>
+          <w:rFonts w:ascii="Times New Roman" w:hAnsi="Times New Roman" w:cs="Times New Roman"/>
+          <w:sz w:val="20"/>
+          <w:szCs w:val="20"/>
+        </w:rPr>
+      </w:pPr>
+      <w:r>
+        <w:rPr>
+          <w:rFonts w:ascii="Times New Roman" w:hAnsi="Times New Roman" w:cs="Times New Roman"/>
+          <w:sz w:val="20"/>
+          <w:szCs w:val="20"/>
+        </w:rPr>
+        <w:t>thank you</w:t>
+      </w:r>
+    </w:p>
+    <w:p>
+      <w:pPr>
+        <w:rPr>
+          <w:rFonts w:ascii="Times New Roman" w:hAnsi="Times New Roman" w:cs="Times New Roman"/>
+          <w:sz w:val="20"/>
+          <w:szCs w:val="20"/>
+        </w:rPr>
+      </w:pPr>
+    </w:p>
+    <w:p>
+      <w:pPr>
+        <w:rPr>
+          <w:rFonts w:ascii="Times New Roman" w:hAnsi="Times New Roman" w:cs="Times New Roman"/>
+          <w:sz w:val="20"/>
+          <w:szCs w:val="20"/>
+        </w:rPr>
+      </w:pPr>
+    </w:p>
+    <w:p>
+      <w:pPr>
+        <w:rPr>
+          <w:rFonts w:ascii="Times New Roman" w:hAnsi="Times New Roman" w:cs="Times New Roman"/>
+          <w:sz w:val="20"/>
+          <w:szCs w:val="20"/>
+        </w:rPr>
+      </w:pPr>
+    </w:p>
+    <w:p>
+      <w:pPr>
+        <w:rPr>
+          <w:rFonts w:ascii="Times New Roman" w:hAnsi="Times New Roman" w:cs="Times New Roman"/>
+          <w:sz w:val="20"/>
+          <w:szCs w:val="20"/>
+        </w:rPr>
+      </w:pPr>
+    </w:p>
+    <w:p>
+      <w:pPr>
+        <w:rPr>
+          <w:rFonts w:ascii="Times New Roman" w:hAnsi="Times New Roman" w:cs="Times New Roman"/>
+          <w:b/>
+          <w:bCs/>
+          <w:sz w:val="20"/>
+          <w:szCs w:val="20"/>
+        </w:rPr>
+      </w:pPr>
+      <w:r>
+        <w:rPr>
+          <w:rFonts w:ascii="Times New Roman" w:hAnsi="Times New Roman" w:cs="Times New Roman"/>
+          <w:b/>
+          <w:bCs/>
+          <w:sz w:val="20"/>
+          <w:szCs w:val="20"/>
+        </w:rPr>
+        <w:lastRenderedPageBreak/>
+        <w:t>to change:</w:t>
+      </w:r>
+    </w:p>
+    <w:p>
+      <w:pPr>
+        <w:rPr>
+          <w:rFonts w:ascii="Times New Roman" w:hAnsi="Times New Roman" w:cs="Times New Roman"/>
+          <w:sz w:val="20"/>
+          <w:szCs w:val="20"/>
+        </w:rPr>
+      </w:pPr>
+      <w:r>
+        <w:rPr>
+          <w:rFonts w:ascii="Times New Roman" w:hAnsi="Times New Roman" w:cs="Times New Roman"/>
+          <w:sz w:val="20"/>
+          <w:szCs w:val="20"/>
+        </w:rPr>
+        <w:t xml:space="preserve">1. the cylinders representing the tree trunks are aligned wrong. </w:t>
+      </w:r>
+    </w:p>
+    <w:p>
+      <w:pPr>
+        <w:rPr>
+          <w:rFonts w:ascii="Times New Roman" w:hAnsi="Times New Roman" w:cs="Times New Roman"/>
+          <w:sz w:val="20"/>
+          <w:szCs w:val="20"/>
+        </w:rPr>
+      </w:pPr>
+      <w:r>
+        <w:rPr>
+          <w:rFonts w:ascii="Times New Roman" w:hAnsi="Times New Roman" w:cs="Times New Roman"/>
+          <w:sz w:val="20"/>
+          <w:szCs w:val="20"/>
+        </w:rPr>
+        <w:t>a. have them always vertical</w:t>
+      </w:r>
+    </w:p>
+    <w:p>
+      <w:pPr>
+        <w:rPr>
+          <w:rFonts w:ascii="Times New Roman" w:hAnsi="Times New Roman" w:cs="Times New Roman"/>
+          <w:sz w:val="20"/>
+          <w:szCs w:val="20"/>
+        </w:rPr>
+      </w:pPr>
+      <w:r>
+        <w:rPr>
+          <w:rFonts w:ascii="Times New Roman" w:hAnsi="Times New Roman" w:cs="Times New Roman"/>
+          <w:sz w:val="20"/>
+          <w:szCs w:val="20"/>
+        </w:rPr>
+        <w:t>b. represent the tree trunks in multiple interconnected cylinders if possible, with varying face widths</w:t>
+      </w:r>
+    </w:p>
+    <w:p>
+      <w:pPr>
+        <w:rPr>
+          <w:rFonts w:ascii="Times New Roman" w:hAnsi="Times New Roman" w:cs="Times New Roman"/>
+          <w:sz w:val="20"/>
+          <w:szCs w:val="20"/>
+        </w:rPr>
+      </w:pPr>
+      <w:r>
+        <w:rPr>
+          <w:rFonts w:ascii="Times New Roman" w:hAnsi="Times New Roman" w:cs="Times New Roman"/>
+          <w:sz w:val="20"/>
+          <w:szCs w:val="20"/>
+        </w:rPr>
+        <w:t>c. make them the color #361514</w:t>
+      </w:r>
+    </w:p>
+    <w:p>
+      <w:pPr>
+        <w:rPr>
+          <w:rFonts w:ascii="Times New Roman" w:hAnsi="Times New Roman" w:cs="Times New Roman"/>
+          <w:sz w:val="20"/>
+          <w:szCs w:val="20"/>
+        </w:rPr>
+      </w:pPr>
+      <w:r>
+        <w:rPr>
+          <w:rFonts w:ascii="Times New Roman" w:hAnsi="Times New Roman" w:cs="Times New Roman"/>
+          <w:sz w:val="20"/>
+          <w:szCs w:val="20"/>
+        </w:rPr>
+        <w:t>2. add the representation of tree canopy</w:t>
+      </w:r>
+    </w:p>
+    <w:p>
+      <w:pPr>
+        <w:rPr>
+          <w:rFonts w:ascii="Times New Roman" w:hAnsi="Times New Roman" w:cs="Times New Roman"/>
+          <w:sz w:val="20"/>
+          <w:szCs w:val="20"/>
+        </w:rPr>
+      </w:pPr>
+      <w:r>
+        <w:rPr>
+          <w:rFonts w:ascii="Times New Roman" w:hAnsi="Times New Roman" w:cs="Times New Roman"/>
+          <w:sz w:val="20"/>
+          <w:szCs w:val="20"/>
+        </w:rPr>
+        <w:t xml:space="preserve">a. reconstruct geometry using the points that are detected as canopy </w:t>
+      </w:r>
+    </w:p>
+    <w:p>
+      <w:pPr>
+        <w:rPr>
+          <w:rFonts w:ascii="Times New Roman" w:hAnsi="Times New Roman" w:cs="Times New Roman"/>
+          <w:sz w:val="20"/>
+          <w:szCs w:val="20"/>
+        </w:rPr>
+      </w:pPr>
+      <w:r>
+        <w:rPr>
+          <w:rFonts w:ascii="Times New Roman" w:hAnsi="Times New Roman" w:cs="Times New Roman"/>
+          <w:sz w:val="20"/>
+          <w:szCs w:val="20"/>
+        </w:rPr>
+        <w:t>b. make it color #2f4d40</w:t>
+      </w:r>
+    </w:p>
+    <w:p>
+      <w:pPr>
+        <w:rPr>
+          <w:rFonts w:ascii="Times New Roman" w:hAnsi="Times New Roman" w:cs="Times New Roman"/>
+          <w:sz w:val="20"/>
+          <w:szCs w:val="20"/>
+        </w:rPr>
+      </w:pPr>
+      <w:r>
+        <w:rPr>
+          <w:rFonts w:ascii="Times New Roman" w:hAnsi="Times New Roman" w:cs="Times New Roman"/>
+          <w:sz w:val="20"/>
+          <w:szCs w:val="20"/>
+        </w:rPr>
+        <w:t>3. add the representation of potential rubble</w:t>
+      </w:r>
+    </w:p>
+    <w:p>
+      <w:pPr>
+        <w:rPr>
+          <w:rFonts w:ascii="Times New Roman" w:hAnsi="Times New Roman" w:cs="Times New Roman"/>
+          <w:sz w:val="20"/>
+          <w:szCs w:val="20"/>
+        </w:rPr>
+      </w:pPr>
+      <w:r>
+        <w:rPr>
+          <w:rFonts w:ascii="Times New Roman" w:hAnsi="Times New Roman" w:cs="Times New Roman"/>
+          <w:sz w:val="20"/>
+          <w:szCs w:val="20"/>
+        </w:rPr>
+        <w:t>a. anything that cannot be categorized as a bush, tree, or dirt (as in walkable terrain), categorize for now as rubble (including man-made structures).</w:t>
+      </w:r>
+    </w:p>
+    <w:p>
+      <w:pPr>
+        <w:rPr>
+          <w:rFonts w:ascii="Times New Roman" w:hAnsi="Times New Roman" w:cs="Times New Roman"/>
+          <w:sz w:val="20"/>
+          <w:szCs w:val="20"/>
+        </w:rPr>
+      </w:pPr>
+      <w:r>
+        <w:rPr>
+          <w:rFonts w:ascii="Times New Roman" w:hAnsi="Times New Roman" w:cs="Times New Roman"/>
+          <w:sz w:val="20"/>
+          <w:szCs w:val="20"/>
+        </w:rPr>
+        <w:t>b. make them color #444a4f</w:t>
+      </w:r>
+    </w:p>
+    <w:p>
+      <w:pPr>
+        <w:rPr>
+          <w:rFonts w:ascii="Times New Roman" w:hAnsi="Times New Roman" w:cs="Times New Roman"/>
+          <w:sz w:val="20"/>
+          <w:szCs w:val="20"/>
+        </w:rPr>
+      </w:pPr>
+      <w:r>
+        <w:rPr>
+          <w:rFonts w:ascii="Times New Roman" w:hAnsi="Times New Roman" w:cs="Times New Roman"/>
+          <w:sz w:val="20"/>
+          <w:szCs w:val="20"/>
+        </w:rPr>
+        <w:t xml:space="preserve">4. have a toggle in godot that switches the visualizer to show either </w:t>
+      </w:r>
+    </w:p>
+    <w:p>
+      <w:pPr>
+        <w:rPr>
+          <w:rFonts w:ascii="Times New Roman" w:hAnsi="Times New Roman" w:cs="Times New Roman"/>
+          <w:sz w:val="20"/>
+          <w:szCs w:val="20"/>
+        </w:rPr>
+      </w:pPr>
+      <w:r>
+        <w:rPr>
+          <w:rFonts w:ascii="Times New Roman" w:hAnsi="Times New Roman" w:cs="Times New Roman"/>
+          <w:sz w:val="20"/>
+          <w:szCs w:val="20"/>
+        </w:rPr>
+        <w:t>a. only the point cloud so far</w:t>
+      </w:r>
+    </w:p>
+    <w:p>
+      <w:pPr>
+        <w:rPr>
+          <w:rFonts w:ascii="Times New Roman" w:hAnsi="Times New Roman" w:cs="Times New Roman"/>
+          <w:sz w:val="20"/>
+          <w:szCs w:val="20"/>
+        </w:rPr>
+      </w:pPr>
+      <w:r>
+        <w:rPr>
+          <w:rFonts w:ascii="Times New Roman" w:hAnsi="Times New Roman" w:cs="Times New Roman"/>
+          <w:sz w:val="20"/>
+          <w:szCs w:val="20"/>
+        </w:rPr>
+        <w:t>b. only the reconstructed geometry in the visualizer + the ground (default)</w:t>
+      </w:r>
+    </w:p>
+    <w:p>
+      <w:pPr>
+        <w:rPr>
+          <w:rFonts w:ascii="Times New Roman" w:hAnsi="Times New Roman" w:cs="Times New Roman"/>
+          <w:sz w:val="20"/>
+          <w:szCs w:val="20"/>
+        </w:rPr>
+      </w:pPr>
+      <w:r>
+        <w:rPr>
+          <w:rFonts w:ascii="Times New Roman" w:hAnsi="Times New Roman" w:cs="Times New Roman"/>
+          <w:sz w:val="20"/>
+          <w:szCs w:val="20"/>
+        </w:rPr>
+        <w:t>c. point cloud with reconstructed visualizer geometry on top</w:t>
+      </w:r>
+    </w:p>
+    <w:p>
+      <w:pPr>
+        <w:rPr>
+          <w:rFonts w:ascii="Times New Roman" w:hAnsi="Times New Roman" w:cs="Times New Roman"/>
+          <w:sz w:val="20"/>
+          <w:szCs w:val="20"/>
+        </w:rPr>
+      </w:pPr>
+      <w:r>
+        <w:rPr>
+          <w:rFonts w:ascii="Times New Roman" w:hAnsi="Times New Roman" w:cs="Times New Roman"/>
+          <w:sz w:val="20"/>
+          <w:szCs w:val="20"/>
+        </w:rPr>
+        <w:t>5. all created geometry that is not purely the visualization of a dot should be 50% see-through</w:t>
+      </w:r>
+    </w:p>
+    <w:p>
+      <w:pPr>
+        <w:rPr>
+          <w:rFonts w:ascii="Times New Roman" w:hAnsi="Times New Roman" w:cs="Times New Roman"/>
+          <w:sz w:val="20"/>
+          <w:szCs w:val="20"/>
+        </w:rPr>
+      </w:pPr>
+      <w:r>
+        <w:rPr>
+          <w:noProof/>
+        </w:rPr>
+        <w:lastRenderedPageBreak/>
+        <w:drawing>
+          <wp:inline distT="0" distB="0" distL="0" distR="0" wp14:anchorId="6565313E" wp14:editId="21968BC8">
+            <wp:extent cx="5943600" cy="3623945"/>
+            <wp:effectExtent l="0" t="0" r="0" b="0"/>
+            <wp:docPr id="1359715636" name="Picture 1"/>
+            <wp:cNvGraphicFramePr>
+              <a:graphicFrameLocks xmlns:a="http://schemas.openxmlformats.org/drawingml/2006/main" noChangeAspect="1"/>
+            </wp:cNvGraphicFramePr>
+            <a:graphic xmlns:a="http://schemas.openxmlformats.org/drawingml/2006/main">
+              <a:graphicData uri="http://schemas.openxmlformats.org/drawingml/2006/picture">
+                <pic:pic xmlns:pic="http://schemas.openxmlformats.org/drawingml/2006/picture">
+                  <pic:nvPicPr>
+                    <pic:cNvPr id="1359715636" name=""/>
+                    <pic:cNvPicPr/>
+                  </pic:nvPicPr>
+                  <pic:blipFill>
+                    <a:blip r:embed="rId24"/>
+                    <a:stretch>
+                      <a:fillRect/>
+                    </a:stretch>
+                  </pic:blipFill>
+                  <pic:spPr>
+                    <a:xfrm>
+                      <a:off x="0" y="0"/>
+                      <a:ext cx="5943600" cy="3623945"/>
+                    </a:xfrm>
+                    <a:prstGeom prst="rect">
+                      <a:avLst/>
+                    </a:prstGeom>
+                  </pic:spPr>
+                </pic:pic>
+              </a:graphicData>
+            </a:graphic>
+          </wp:inline>
+        </w:drawing>
+      </w:r>
+      <w:r>
+        <w:rPr>
+          <w:noProof/>
+        </w:rPr>
+        <w:drawing>
+          <wp:inline distT="0" distB="0" distL="0" distR="0" wp14:anchorId="388968B5" wp14:editId="6104C046">
+            <wp:extent cx="5943600" cy="3611245"/>
+            <wp:effectExtent l="0" t="0" r="0" b="8255"/>
+            <wp:docPr id="1729563290" name="Picture 1"/>
+            <wp:cNvGraphicFramePr>
+              <a:graphicFrameLocks xmlns:a="http://schemas.openxmlformats.org/drawingml/2006/main" noChangeAspect="1"/>
+            </wp:cNvGraphicFramePr>
+            <a:graphic xmlns:a="http://schemas.openxmlformats.org/drawingml/2006/main">
+              <a:graphicData uri="http://schemas.openxmlformats.org/drawingml/2006/picture">
+                <pic:pic xmlns:pic="http://schemas.openxmlformats.org/drawingml/2006/picture">
+                  <pic:nvPicPr>
+                    <pic:cNvPr id="1729563290" name=""/>
+                    <pic:cNvPicPr/>
+                  </pic:nvPicPr>
+                  <pic:blipFill>
+                    <a:blip r:embed="rId25"/>
+                    <a:stretch>
+                      <a:fillRect/>
+                    </a:stretch>
+                  </pic:blipFill>
+                  <pic:spPr>
+                    <a:xfrm>
+                      <a:off x="0" y="0"/>
+                      <a:ext cx="5943600" cy="3611245"/>
+                    </a:xfrm>
+                    <a:prstGeom prst="rect">
+                      <a:avLst/>
+                    </a:prstGeom>
+                  </pic:spPr>
+                </pic:pic>
+              </a:graphicData>
+            </a:graphic>
+          </wp:inline>
+        </w:drawing>
+      </w:r>
+      <w:r>
+        <w:rPr>
+          <w:rFonts w:ascii="Times New Roman" w:hAnsi="Times New Roman" w:cs="Times New Roman"/>
+          <w:sz w:val="20"/>
+          <w:szCs w:val="20"/>
+        </w:rPr>
+        <w:lastRenderedPageBreak/>
+        <w:drawing>
+          <wp:inline distT="0" distB="0" distL="0" distR="0" wp14:anchorId="73AD44F6" wp14:editId="5AE80FA4">
+            <wp:extent cx="5943600" cy="3620770"/>
+            <wp:effectExtent l="0" t="0" r="0" b="0"/>
+            <wp:docPr id="1457343275" name="Picture 1"/>
+            <wp:cNvGraphicFramePr>
+              <a:graphicFrameLocks xmlns:a="http://schemas.openxmlformats.org/drawingml/2006/main" noChangeAspect="1"/>
+            </wp:cNvGraphicFramePr>
+            <a:graphic xmlns:a="http://schemas.openxmlformats.org/drawingml/2006/main">
+              <a:graphicData uri="http://schemas.openxmlformats.org/drawingml/2006/picture">
+                <pic:pic xmlns:pic="http://schemas.openxmlformats.org/drawingml/2006/picture">
+                  <pic:nvPicPr>
+                    <pic:cNvPr id="1457343275" name=""/>
+                    <pic:cNvPicPr/>
+                  </pic:nvPicPr>
+                  <pic:blipFill>
+                    <a:blip r:embed="rId26"/>
+                    <a:stretch>
+                      <a:fillRect/>
+                    </a:stretch>
+                  </pic:blipFill>
+                  <pic:spPr>
+                    <a:xfrm>
+                      <a:off x="0" y="0"/>
+                      <a:ext cx="5943600" cy="3620770"/>
+                    </a:xfrm>
+                    <a:prstGeom prst="rect">
+                      <a:avLst/>
+                    </a:prstGeom>
+                  </pic:spPr>
+                </pic:pic>
+              </a:graphicData>
+            </a:graphic>
+          </wp:inline>
+        </w:drawing>
+      </w:r>
+    </w:p>
+    <w:p>
+      <w:pPr>
+        <w:rPr>
+          <w:rFonts w:ascii="Times New Roman" w:hAnsi="Times New Roman" w:cs="Times New Roman"/>
+          <w:sz w:val="20"/>
+          <w:szCs w:val="20"/>
+        </w:rPr>
+      </w:pPr>
+      <w:r>
+        <w:rPr>
+          <w:rFonts w:ascii="Times New Roman" w:hAnsi="Times New Roman" w:cs="Times New Roman"/>
+          <w:sz w:val="20"/>
+          <w:szCs w:val="20"/>
+        </w:rPr>
+        <w:t>succesful. now have to change it so it adds a type for really sharp structures and that anything that seems floating is just seen as canopy.</w:t>
+      </w:r>
+      <w:r>
+        <w:rPr>
+          <w:rFonts w:ascii="Times New Roman" w:hAnsi="Times New Roman" w:cs="Times New Roman"/>
+          <w:sz w:val="20"/>
+          <w:szCs w:val="20"/>
+        </w:rPr>
+        <w:t xml:space="preserve"> also the tubes should connect to eachother</w:t>
+      </w:r>
+    </w:p>
+    <w:p>
+      <w:pPr>
+        <w:rPr>
+          <w:rFonts w:ascii="Times New Roman" w:hAnsi="Times New Roman" w:cs="Times New Roman"/>
+          <w:sz w:val="20"/>
+          <w:szCs w:val="20"/>
+          <w:u w:val="single"/>
+        </w:rPr>
+      </w:pPr>
+      <w:r>
+        <w:rPr>
+          <w:rFonts w:ascii="Times New Roman" w:hAnsi="Times New Roman" w:cs="Times New Roman"/>
+          <w:sz w:val="20"/>
+          <w:szCs w:val="20"/>
+          <w:u w:val="single"/>
+        </w:rPr>
+        <w:t>also, to judge better what is what, by the angle it hits a point it should be able to calculate a map for accesibility (clearance map or whatever it would be called), which means that point cannot be connected to other points if the connection would happen in the clearance area of itself</w:t>
+      </w:r>
+    </w:p>
+    <w:p>
+      <w:pPr>
+        <w:rPr>
+          <w:rFonts w:ascii="Times New Roman" w:hAnsi="Times New Roman" w:cs="Times New Roman"/>
+          <w:sz w:val="20"/>
+          <w:szCs w:val="20"/>
+        </w:rPr>
+      </w:pPr>
+    </w:p>
+    <w:p>
+      <w:pPr>
+        <w:rPr>
+          <w:rFonts w:ascii="Times New Roman" w:hAnsi="Times New Roman" w:cs="Times New Roman"/>
+          <w:sz w:val="20"/>
+          <w:szCs w:val="20"/>
+        </w:rPr>
+      </w:pPr>
+      <w:r>
+        <w:rPr>
+          <w:rFonts w:ascii="Times New Roman" w:hAnsi="Times New Roman" w:cs="Times New Roman"/>
+          <w:sz w:val="20"/>
+          <w:szCs w:val="20"/>
+        </w:rPr>
+        <w:drawing>
+          <wp:inline distT="0" distB="0" distL="0" distR="0" wp14:anchorId="4D0886EA" wp14:editId="40E69F33">
+            <wp:extent cx="5943600" cy="2861310"/>
+            <wp:effectExtent l="0" t="0" r="0" b="0"/>
+            <wp:docPr id="1825681086" name="Picture 1"/>
+            <wp:cNvGraphicFramePr>
+              <a:graphicFrameLocks xmlns:a="http://schemas.openxmlformats.org/drawingml/2006/main" noChangeAspect="1"/>
+            </wp:cNvGraphicFramePr>
+            <a:graphic xmlns:a="http://schemas.openxmlformats.org/drawingml/2006/main">
+              <a:graphicData uri="http://schemas.openxmlformats.org/drawingml/2006/picture">
+                <pic:pic xmlns:pic="http://schemas.openxmlformats.org/drawingml/2006/picture">
+                  <pic:nvPicPr>
+                    <pic:cNvPr id="1825681086" name=""/>
+                    <pic:cNvPicPr/>
+                  </pic:nvPicPr>
+                  <pic:blipFill>
+                    <a:blip r:embed="rId27"/>
+                    <a:stretch>
+                      <a:fillRect/>
+                    </a:stretch>
+                  </pic:blipFill>
+                  <pic:spPr>
+                    <a:xfrm>
+                      <a:off x="0" y="0"/>
+                      <a:ext cx="5943600" cy="2861310"/>
+                    </a:xfrm>
+                    <a:prstGeom prst="rect">
+                      <a:avLst/>
+                    </a:prstGeom>
+                  </pic:spPr>
+                </pic:pic>
+              </a:graphicData>
+            </a:graphic>
+          </wp:inline>
+        </w:drawing>
+      </w:r>
+    </w:p>
+    <w:p>
+      <w:pPr>
+        <w:rPr>
+          <w:rFonts w:ascii="Times New Roman" w:hAnsi="Times New Roman" w:cs="Times New Roman"/>
+          <w:sz w:val="20"/>
+          <w:szCs w:val="20"/>
+        </w:rPr>
+      </w:pPr>
+      <w:r>
+        <w:rPr>
+          <w:rFonts w:ascii="Times New Roman" w:hAnsi="Times New Roman" w:cs="Times New Roman"/>
+          <w:sz w:val="20"/>
+          <w:szCs w:val="20"/>
+        </w:rPr>
+        <w:t xml:space="preserve">finally got the box to be constructed nicely, altho the terrain looks like bulgarian </w:t>
+      </w:r>
+      <w:r>
+        <w:rPr>
+          <w:rFonts w:ascii="Times New Roman" w:hAnsi="Times New Roman" w:cs="Times New Roman"/>
+          <w:sz w:val="20"/>
+          <w:szCs w:val="20"/>
+        </w:rPr>
+        <w:t>highways</w:t>
+      </w:r>
+    </w:p>
+    <w:p>
+      <w:pPr>
+        <w:rPr>
+          <w:rFonts w:ascii="Times New Roman" w:hAnsi="Times New Roman" w:cs="Times New Roman"/>
+          <w:sz w:val="20"/>
+          <w:szCs w:val="20"/>
+        </w:rPr>
+      </w:pPr>
+      <w:r>
+        <w:rPr>
+          <w:rFonts w:ascii="Times New Roman" w:hAnsi="Times New Roman" w:cs="Times New Roman"/>
+          <w:sz w:val="20"/>
+          <w:szCs w:val="20"/>
+        </w:rPr>
+        <w:lastRenderedPageBreak/>
+        <w:drawing>
+          <wp:inline distT="0" distB="0" distL="0" distR="0" wp14:anchorId="36D48EB8" wp14:editId="2126BAB8">
+            <wp:extent cx="5943600" cy="3620770"/>
+            <wp:effectExtent l="0" t="0" r="0" b="0"/>
+            <wp:docPr id="4802985" name="Picture 1"/>
+            <wp:cNvGraphicFramePr>
+              <a:graphicFrameLocks xmlns:a="http://schemas.openxmlformats.org/drawingml/2006/main" noChangeAspect="1"/>
+            </wp:cNvGraphicFramePr>
+            <a:graphic xmlns:a="http://schemas.openxmlformats.org/drawingml/2006/main">
+              <a:graphicData uri="http://schemas.openxmlformats.org/drawingml/2006/picture">
+                <pic:pic xmlns:pic="http://schemas.openxmlformats.org/drawingml/2006/picture">
+                  <pic:nvPicPr>
+                    <pic:cNvPr id="4802985" name=""/>
+                    <pic:cNvPicPr/>
+                  </pic:nvPicPr>
+                  <pic:blipFill>
+                    <a:blip r:embed="rId28"/>
+                    <a:stretch>
+                      <a:fillRect/>
+                    </a:stretch>
+                  </pic:blipFill>
+                  <pic:spPr>
+                    <a:xfrm>
+                      <a:off x="0" y="0"/>
+                      <a:ext cx="5943600" cy="3620770"/>
+                    </a:xfrm>
+                    <a:prstGeom prst="rect">
+                      <a:avLst/>
+                    </a:prstGeom>
+                  </pic:spPr>
+                </pic:pic>
+              </a:graphicData>
+            </a:graphic>
+          </wp:inline>
+        </w:drawing>
+      </w:r>
+    </w:p>
+    <w:p>
+      <w:pPr>
+        <w:rPr>
+          <w:rFonts w:ascii="Times New Roman" w:hAnsi="Times New Roman" w:cs="Times New Roman"/>
+          <w:sz w:val="20"/>
+          <w:szCs w:val="20"/>
+        </w:rPr>
+      </w:pPr>
+      <w:r>
+        <w:rPr>
+          <w:rFonts w:ascii="Times New Roman" w:hAnsi="Times New Roman" w:cs="Times New Roman"/>
+          <w:sz w:val="20"/>
+          <w:szCs w:val="20"/>
+        </w:rPr>
+        <w:t>GOOD.</w:t>
+      </w:r>
+    </w:p>
+    <w:p>
+      <w:pPr>
+        <w:rPr>
+          <w:rFonts w:ascii="Times New Roman" w:hAnsi="Times New Roman" w:cs="Times New Roman"/>
+          <w:sz w:val="20"/>
+          <w:szCs w:val="20"/>
+        </w:rPr>
+      </w:pPr>
+      <w:r>
+        <w:rPr>
+          <w:rFonts w:ascii="Times New Roman" w:hAnsi="Times New Roman" w:cs="Times New Roman"/>
+          <w:sz w:val="20"/>
+          <w:szCs w:val="20"/>
+        </w:rPr>
+        <w:drawing>
+          <wp:inline distT="0" distB="0" distL="0" distR="0" wp14:anchorId="6DCFE4F0" wp14:editId="323F98B7">
+            <wp:extent cx="5943600" cy="3620770"/>
+            <wp:effectExtent l="0" t="0" r="0" b="0"/>
+            <wp:docPr id="461225548" name="Picture 1"/>
+            <wp:cNvGraphicFramePr>
+              <a:graphicFrameLocks xmlns:a="http://schemas.openxmlformats.org/drawingml/2006/main" noChangeAspect="1"/>
+            </wp:cNvGraphicFramePr>
+            <a:graphic xmlns:a="http://schemas.openxmlformats.org/drawingml/2006/main">
+              <a:graphicData uri="http://schemas.openxmlformats.org/drawingml/2006/picture">
+                <pic:pic xmlns:pic="http://schemas.openxmlformats.org/drawingml/2006/picture">
+                  <pic:nvPicPr>
+                    <pic:cNvPr id="461225548" name=""/>
+                    <pic:cNvPicPr/>
+                  </pic:nvPicPr>
+                  <pic:blipFill>
+                    <a:blip r:embed="rId29"/>
+                    <a:stretch>
+                      <a:fillRect/>
+                    </a:stretch>
+                  </pic:blipFill>
+                  <pic:spPr>
+                    <a:xfrm>
+                      <a:off x="0" y="0"/>
+                      <a:ext cx="5943600" cy="3620770"/>
+                    </a:xfrm>
+                    <a:prstGeom prst="rect">
+                      <a:avLst/>
+                    </a:prstGeom>
+                  </pic:spPr>
+                </pic:pic>
+              </a:graphicData>
+            </a:graphic>
+          </wp:inline>
+        </w:drawing>
+      </w:r>
+    </w:p>
+    <w:p>
+      <w:pPr>
+        <w:rPr>
+          <w:rFonts w:ascii="Times New Roman" w:hAnsi="Times New Roman" w:cs="Times New Roman"/>
+          <w:sz w:val="20"/>
+          <w:szCs w:val="20"/>
+        </w:rPr>
+      </w:pPr>
+      <w:r>
+        <w:rPr>
+          <w:rFonts w:ascii="Times New Roman" w:hAnsi="Times New Roman" w:cs="Times New Roman"/>
+          <w:sz w:val="20"/>
+          <w:szCs w:val="20"/>
+        </w:rPr>
+        <w:t>EVEN BETTER</w:t>
+      </w:r>
+    </w:p>
+    <w:p>
+      <w:pPr>
+        <w:rPr>
+          <w:rFonts w:ascii="Times New Roman" w:hAnsi="Times New Roman" w:cs="Times New Roman"/>
+          <w:sz w:val="20"/>
+          <w:szCs w:val="20"/>
+        </w:rPr>
+      </w:pPr>
+      <w:r>
+        <w:rPr>
+          <w:rFonts w:ascii="Times New Roman" w:hAnsi="Times New Roman" w:cs="Times New Roman"/>
+          <w:sz w:val="20"/>
+          <w:szCs w:val="20"/>
+        </w:rPr>
+        <w:t>now faces are rendered from both sides. have to make it connect triangles better</w:t>
+      </w:r>
     </w:p>
     <w:sectPr>
       <w:pgSz w:w="12240" w:h="15840"/>
@@ -3203,7 +4085,6 @@
   <w:style w:type="character" w:default="1" w:styleId="DefaultParagraphFont">
     <w:name w:val="Default Paragraph Font"/>
     <w:uiPriority w:val="1"/>
-    <w:semiHidden/>
     <w:unhideWhenUsed/>
   </w:style>
   <w:style w:type="table" w:default="1" w:styleId="TableNormal">

--- a/Text/log.docx
+++ b/Text/log.docx
@@ -3323,6 +3323,305 @@
           <w:szCs w:val="20"/>
         </w:rPr>
         <w:t>now faces are rendered from both sides. have to make it connect triangles better</w:t>
+      </w:r>
+    </w:p>
+    <w:p>
+      <w:pPr>
+        <w:rPr>
+          <w:rFonts w:ascii="Times New Roman" w:hAnsi="Times New Roman" w:cs="Times New Roman"/>
+          <w:sz w:val="20"/>
+          <w:szCs w:val="20"/>
+        </w:rPr>
+      </w:pPr>
+      <w:r>
+        <w:rPr>
+          <w:noProof/>
+        </w:rPr>
+        <w:lastRenderedPageBreak/>
+        <w:drawing>
+          <wp:inline distT="0" distB="0" distL="0" distR="0" wp14:anchorId="2E286F63" wp14:editId="2862E4FD">
+            <wp:extent cx="5943600" cy="3617595"/>
+            <wp:effectExtent l="0" t="0" r="0" b="1905"/>
+            <wp:docPr id="291556206" name="Picture 1"/>
+            <wp:cNvGraphicFramePr>
+              <a:graphicFrameLocks xmlns:a="http://schemas.openxmlformats.org/drawingml/2006/main" noChangeAspect="1"/>
+            </wp:cNvGraphicFramePr>
+            <a:graphic xmlns:a="http://schemas.openxmlformats.org/drawingml/2006/main">
+              <a:graphicData uri="http://schemas.openxmlformats.org/drawingml/2006/picture">
+                <pic:pic xmlns:pic="http://schemas.openxmlformats.org/drawingml/2006/picture">
+                  <pic:nvPicPr>
+                    <pic:cNvPr id="291556206" name=""/>
+                    <pic:cNvPicPr/>
+                  </pic:nvPicPr>
+                  <pic:blipFill>
+                    <a:blip r:embed="rId30"/>
+                    <a:stretch>
+                      <a:fillRect/>
+                    </a:stretch>
+                  </pic:blipFill>
+                  <pic:spPr>
+                    <a:xfrm>
+                      <a:off x="0" y="0"/>
+                      <a:ext cx="5943600" cy="3617595"/>
+                    </a:xfrm>
+                    <a:prstGeom prst="rect">
+                      <a:avLst/>
+                    </a:prstGeom>
+                  </pic:spPr>
+                </pic:pic>
+              </a:graphicData>
+            </a:graphic>
+          </wp:inline>
+        </w:drawing>
+      </w:r>
+      <w:r>
+        <w:rPr>
+          <w:noProof/>
+        </w:rPr>
+        <w:drawing>
+          <wp:inline distT="0" distB="0" distL="0" distR="0" wp14:anchorId="0A2974BE" wp14:editId="3205A622">
+            <wp:extent cx="5943600" cy="3614420"/>
+            <wp:effectExtent l="0" t="0" r="0" b="5080"/>
+            <wp:docPr id="649784806" name="Picture 1"/>
+            <wp:cNvGraphicFramePr>
+              <a:graphicFrameLocks xmlns:a="http://schemas.openxmlformats.org/drawingml/2006/main" noChangeAspect="1"/>
+            </wp:cNvGraphicFramePr>
+            <a:graphic xmlns:a="http://schemas.openxmlformats.org/drawingml/2006/main">
+              <a:graphicData uri="http://schemas.openxmlformats.org/drawingml/2006/picture">
+                <pic:pic xmlns:pic="http://schemas.openxmlformats.org/drawingml/2006/picture">
+                  <pic:nvPicPr>
+                    <pic:cNvPr id="649784806" name=""/>
+                    <pic:cNvPicPr/>
+                  </pic:nvPicPr>
+                  <pic:blipFill>
+                    <a:blip r:embed="rId31"/>
+                    <a:stretch>
+                      <a:fillRect/>
+                    </a:stretch>
+                  </pic:blipFill>
+                  <pic:spPr>
+                    <a:xfrm>
+                      <a:off x="0" y="0"/>
+                      <a:ext cx="5943600" cy="3614420"/>
+                    </a:xfrm>
+                    <a:prstGeom prst="rect">
+                      <a:avLst/>
+                    </a:prstGeom>
+                  </pic:spPr>
+                </pic:pic>
+              </a:graphicData>
+            </a:graphic>
+          </wp:inline>
+        </w:drawing>
+      </w:r>
+      <w:r>
+        <w:rPr>
+          <w:noProof/>
+        </w:rPr>
+        <w:lastRenderedPageBreak/>
+        <w:drawing>
+          <wp:inline distT="0" distB="0" distL="0" distR="0" wp14:anchorId="4F2C1078" wp14:editId="59901DDB">
+            <wp:extent cx="5943600" cy="3614420"/>
+            <wp:effectExtent l="0" t="0" r="0" b="5080"/>
+            <wp:docPr id="341109676" name="Picture 1"/>
+            <wp:cNvGraphicFramePr>
+              <a:graphicFrameLocks xmlns:a="http://schemas.openxmlformats.org/drawingml/2006/main" noChangeAspect="1"/>
+            </wp:cNvGraphicFramePr>
+            <a:graphic xmlns:a="http://schemas.openxmlformats.org/drawingml/2006/main">
+              <a:graphicData uri="http://schemas.openxmlformats.org/drawingml/2006/picture">
+                <pic:pic xmlns:pic="http://schemas.openxmlformats.org/drawingml/2006/picture">
+                  <pic:nvPicPr>
+                    <pic:cNvPr id="341109676" name=""/>
+                    <pic:cNvPicPr/>
+                  </pic:nvPicPr>
+                  <pic:blipFill>
+                    <a:blip r:embed="rId32"/>
+                    <a:stretch>
+                      <a:fillRect/>
+                    </a:stretch>
+                  </pic:blipFill>
+                  <pic:spPr>
+                    <a:xfrm>
+                      <a:off x="0" y="0"/>
+                      <a:ext cx="5943600" cy="3614420"/>
+                    </a:xfrm>
+                    <a:prstGeom prst="rect">
+                      <a:avLst/>
+                    </a:prstGeom>
+                  </pic:spPr>
+                </pic:pic>
+              </a:graphicData>
+            </a:graphic>
+          </wp:inline>
+        </w:drawing>
+      </w:r>
+    </w:p>
+    <w:p>
+      <w:pPr>
+        <w:rPr>
+          <w:rFonts w:ascii="Times New Roman" w:hAnsi="Times New Roman" w:cs="Times New Roman"/>
+          <w:sz w:val="20"/>
+          <w:szCs w:val="20"/>
+        </w:rPr>
+      </w:pPr>
+      <w:r>
+        <w:rPr>
+          <w:rFonts w:ascii="Times New Roman" w:hAnsi="Times New Roman" w:cs="Times New Roman"/>
+          <w:sz w:val="20"/>
+          <w:szCs w:val="20"/>
+        </w:rPr>
+        <w:t>GOOD. AMAZING EVEN.</w:t>
+      </w:r>
+    </w:p>
+    <w:p>
+      <w:pPr>
+        <w:rPr>
+          <w:rFonts w:ascii="Times New Roman" w:hAnsi="Times New Roman" w:cs="Times New Roman"/>
+          <w:sz w:val="20"/>
+          <w:szCs w:val="20"/>
+        </w:rPr>
+      </w:pPr>
+      <w:r>
+        <w:rPr>
+          <w:rFonts w:ascii="Times New Roman" w:hAnsi="Times New Roman" w:cs="Times New Roman"/>
+          <w:sz w:val="20"/>
+          <w:szCs w:val="20"/>
+        </w:rPr>
+        <w:t>I have to change the reference</w:t>
+      </w:r>
+    </w:p>
+    <w:p>
+      <w:pPr>
+        <w:rPr>
+          <w:rFonts w:ascii="Times New Roman" w:hAnsi="Times New Roman" w:cs="Times New Roman"/>
+          <w:sz w:val="20"/>
+          <w:szCs w:val="20"/>
+        </w:rPr>
+      </w:pPr>
+      <w:r>
+        <w:rPr>
+          <w:rFonts w:ascii="Times New Roman" w:hAnsi="Times New Roman" w:cs="Times New Roman"/>
+          <w:sz w:val="20"/>
+          <w:szCs w:val="20"/>
+        </w:rPr>
+        <w:t>right now</w:t>
+      </w:r>
+      <w:r>
+        <w:rPr>
+          <w:rFonts w:ascii="Times New Roman" w:hAnsi="Times New Roman" w:cs="Times New Roman"/>
+          <w:sz w:val="20"/>
+          <w:szCs w:val="20"/>
+        </w:rPr>
+        <w:t>:</w:t>
+      </w:r>
+    </w:p>
+    <w:p>
+      <w:pPr>
+        <w:rPr>
+          <w:rFonts w:ascii="Times New Roman" w:hAnsi="Times New Roman" w:cs="Times New Roman"/>
+          <w:sz w:val="20"/>
+          <w:szCs w:val="20"/>
+        </w:rPr>
+      </w:pPr>
+      <w:r>
+        <w:rPr>
+          <w:rFonts w:ascii="Times New Roman" w:hAnsi="Times New Roman" w:cs="Times New Roman"/>
+          <w:sz w:val="20"/>
+          <w:szCs w:val="20"/>
+        </w:rPr>
+        <w:t>conectivity alpha</w:t>
+      </w:r>
+      <w:r>
+        <w:rPr>
+          <w:rFonts w:ascii="Times New Roman" w:hAnsi="Times New Roman" w:cs="Times New Roman"/>
+          <w:sz w:val="20"/>
+          <w:szCs w:val="20"/>
+        </w:rPr>
+        <w:t xml:space="preserve"> 1</w:t>
+      </w:r>
+      <w:r>
+        <w:rPr>
+          <w:rFonts w:ascii="Times New Roman" w:hAnsi="Times New Roman" w:cs="Times New Roman"/>
+          <w:sz w:val="20"/>
+          <w:szCs w:val="20"/>
+        </w:rPr>
+        <w:t>.0</w:t>
+      </w:r>
+      <w:r>
+        <w:rPr>
+          <w:rFonts w:ascii="Times New Roman" w:hAnsi="Times New Roman" w:cs="Times New Roman"/>
+          <w:sz w:val="20"/>
+          <w:szCs w:val="20"/>
+        </w:rPr>
+        <w:t xml:space="preserve">m </w:t>
+      </w:r>
+    </w:p>
+    <w:p>
+      <w:pPr>
+        <w:rPr>
+          <w:rFonts w:ascii="Times New Roman" w:hAnsi="Times New Roman" w:cs="Times New Roman"/>
+          <w:sz w:val="20"/>
+          <w:szCs w:val="20"/>
+        </w:rPr>
+      </w:pPr>
+      <w:r>
+        <w:rPr>
+          <w:rFonts w:ascii="Times New Roman" w:hAnsi="Times New Roman" w:cs="Times New Roman"/>
+          <w:sz w:val="20"/>
+          <w:szCs w:val="20"/>
+        </w:rPr>
+        <w:t>max cluster gap 2.05m</w:t>
+      </w:r>
+    </w:p>
+    <w:p>
+      <w:pPr>
+        <w:rPr>
+          <w:rFonts w:ascii="Times New Roman" w:hAnsi="Times New Roman" w:cs="Times New Roman"/>
+          <w:sz w:val="20"/>
+          <w:szCs w:val="20"/>
+        </w:rPr>
+      </w:pPr>
+      <w:r>
+        <w:rPr>
+          <w:rFonts w:ascii="Times New Roman" w:hAnsi="Times New Roman" w:cs="Times New Roman"/>
+          <w:sz w:val="20"/>
+          <w:szCs w:val="20"/>
+        </w:rPr>
+        <w:drawing>
+          <wp:inline distT="0" distB="0" distL="0" distR="0" wp14:anchorId="60A4D35A" wp14:editId="0DDDFDBF">
+            <wp:extent cx="4366260" cy="2577773"/>
+            <wp:effectExtent l="0" t="0" r="0" b="0"/>
+            <wp:docPr id="170595959" name="Picture 1"/>
+            <wp:cNvGraphicFramePr>
+              <a:graphicFrameLocks xmlns:a="http://schemas.openxmlformats.org/drawingml/2006/main" noChangeAspect="1"/>
+            </wp:cNvGraphicFramePr>
+            <a:graphic xmlns:a="http://schemas.openxmlformats.org/drawingml/2006/main">
+              <a:graphicData uri="http://schemas.openxmlformats.org/drawingml/2006/picture">
+                <pic:pic xmlns:pic="http://schemas.openxmlformats.org/drawingml/2006/picture">
+                  <pic:nvPicPr>
+                    <pic:cNvPr id="170595959" name=""/>
+                    <pic:cNvPicPr/>
+                  </pic:nvPicPr>
+                  <pic:blipFill>
+                    <a:blip r:embed="rId33"/>
+                    <a:stretch>
+                      <a:fillRect/>
+                    </a:stretch>
+                  </pic:blipFill>
+                  <pic:spPr>
+                    <a:xfrm>
+                      <a:off x="0" y="0"/>
+                      <a:ext cx="4369631" cy="2579763"/>
+                    </a:xfrm>
+                    <a:prstGeom prst="rect">
+                      <a:avLst/>
+                    </a:prstGeom>
+                  </pic:spPr>
+                </pic:pic>
+              </a:graphicData>
+            </a:graphic>
+          </wp:inline>
+        </w:drawing>
       </w:r>
     </w:p>
     <w:sectPr>
